--- a/University's Bachelor Books/Programming Concepts/Edit/Exercises.docx
+++ b/University's Bachelor Books/Programming Concepts/Edit/Exercises.docx
@@ -3,6 +3,4056 @@
 <w:document xmlns:wpc="http://schemas.microsoft.com/office/word/2010/wordprocessingCanvas" xmlns:cx="http://schemas.microsoft.com/office/drawing/2014/chartex" xmlns:cx1="http://schemas.microsoft.com/office/drawing/2015/9/8/chartex" xmlns:cx2="http://schemas.microsoft.com/office/drawing/2015/10/21/chartex" xmlns:cx3="http://schemas.microsoft.com/office/drawing/2016/5/9/chartex" xmlns:cx4="http://schemas.microsoft.com/office/drawing/2016/5/10/chartex" xmlns:cx5="http://schemas.microsoft.com/office/drawing/2016/5/11/chartex" xmlns:cx6="http://schemas.microsoft.com/office/drawing/2016/5/12/chartex" xmlns:cx7="http://schemas.microsoft.com/office/drawing/2016/5/13/chartex" xmlns:cx8="http://schemas.microsoft.com/office/drawing/2016/5/14/chartex" xmlns:mc="http://schemas.openxmlformats.org/markup-compatibility/2006" xmlns:o="urn:schemas-microsoft-com:office:office" xmlns:r="http://schemas.openxmlformats.org/officeDocument/2006/relationships" xmlns:m="http://schemas.openxmlformats.org/officeDocument/2006/math" xmlns:v="urn:schemas-microsoft-com:vml" xmlns:wp14="http://schemas.microsoft.com/office/word/2010/wordprocessingDrawing" xmlns:wp="http://schemas.openxmlformats.org/drawingml/2006/wordprocessingDrawing" xmlns:w="http://schemas.openxmlformats.org/wordprocessingml/2006/main" xmlns:w14="http://schemas.microsoft.com/office/word/2010/wordml" xmlns:w10="urn:schemas-microsoft-com:office:word" xmlns:w15="http://schemas.microsoft.com/office/word/2012/wordml" xmlns:wpg="http://schemas.microsoft.com/office/word/2010/wordprocessingGroup" xmlns:wpi="http://schemas.microsoft.com/office/word/2010/wordprocessingInk" xmlns:wne="http://schemas.microsoft.com/office/word/2006/wordml" xmlns:wps="http://schemas.microsoft.com/office/word/2010/wordprocessingShape" xmlns:wpsCustomData="http://www.wps.cn/officeDocument/2013/wpsCustomData" mc:Ignorable="w14 w15 wp14">
   <w:body>
     <w:p>
+      <w:pPr>
+        <w:rPr>
+          <w:rFonts w:hint="default" w:ascii="Cambria" w:hAnsi="Cambria" w:cs="Cambria"/>
+          <w:sz w:val="24"/>
+          <w:szCs w:val="24"/>
+          <w:u w:val="single"/>
+          <w:lang w:val="en-US"/>
+        </w:rPr>
+      </w:pPr>
+      <w:r>
+        <w:rPr>
+          <w:rFonts w:hint="default" w:ascii="Cambria" w:hAnsi="Cambria" w:cs="Cambria"/>
+          <w:sz w:val="24"/>
+          <w:szCs w:val="24"/>
+          <w:u w:val="single"/>
+          <w:lang w:val="en-US"/>
+        </w:rPr>
+        <w:t>Question 01:</w:t>
+      </w:r>
+    </w:p>
+    <w:p>
+      <w:pPr>
+        <w:rPr>
+          <w:rFonts w:hint="default"/>
+          <w:lang w:val="en-US"/>
+        </w:rPr>
+      </w:pPr>
+      <w:r>
+        <w:rPr>
+          <w:rFonts w:hint="default"/>
+          <w:lang w:val="en-US"/>
+        </w:rPr>
+        <w:drawing>
+          <wp:inline distT="0" distB="0" distL="114300" distR="114300">
+            <wp:extent cx="3828415" cy="1950720"/>
+            <wp:effectExtent l="0" t="0" r="6985" b="5080"/>
+            <wp:docPr id="2" name="Picture 2" descr="Photo1"/>
+            <wp:cNvGraphicFramePr>
+              <a:graphicFrameLocks xmlns:a="http://schemas.openxmlformats.org/drawingml/2006/main" noChangeAspect="1"/>
+            </wp:cNvGraphicFramePr>
+            <a:graphic xmlns:a="http://schemas.openxmlformats.org/drawingml/2006/main">
+              <a:graphicData uri="http://schemas.openxmlformats.org/drawingml/2006/picture">
+                <pic:pic xmlns:pic="http://schemas.openxmlformats.org/drawingml/2006/picture">
+                  <pic:nvPicPr>
+                    <pic:cNvPr id="2" name="Picture 2" descr="Photo1"/>
+                    <pic:cNvPicPr>
+                      <a:picLocks noChangeAspect="1"/>
+                    </pic:cNvPicPr>
+                  </pic:nvPicPr>
+                  <pic:blipFill>
+                    <a:blip r:embed="rId5"/>
+                    <a:stretch>
+                      <a:fillRect/>
+                    </a:stretch>
+                  </pic:blipFill>
+                  <pic:spPr>
+                    <a:xfrm>
+                      <a:off x="0" y="0"/>
+                      <a:ext cx="3828415" cy="1950720"/>
+                    </a:xfrm>
+                    <a:prstGeom prst="rect">
+                      <a:avLst/>
+                    </a:prstGeom>
+                  </pic:spPr>
+                </pic:pic>
+              </a:graphicData>
+            </a:graphic>
+          </wp:inline>
+        </w:drawing>
+      </w:r>
+    </w:p>
+    <w:p>
+      <w:pPr>
+        <w:rPr>
+          <w:rFonts w:hint="default"/>
+          <w:lang w:val="en-US"/>
+        </w:rPr>
+      </w:pPr>
+      <w:r>
+        <w:rPr>
+          <w:rFonts w:hint="default"/>
+          <w:lang w:val="en-US"/>
+        </w:rPr>
+        <w:drawing>
+          <wp:inline distT="0" distB="0" distL="114300" distR="114300">
+            <wp:extent cx="3864610" cy="2152015"/>
+            <wp:effectExtent l="0" t="0" r="8890" b="6985"/>
+            <wp:docPr id="3" name="Picture 3" descr="Photo2"/>
+            <wp:cNvGraphicFramePr>
+              <a:graphicFrameLocks xmlns:a="http://schemas.openxmlformats.org/drawingml/2006/main" noChangeAspect="1"/>
+            </wp:cNvGraphicFramePr>
+            <a:graphic xmlns:a="http://schemas.openxmlformats.org/drawingml/2006/main">
+              <a:graphicData uri="http://schemas.openxmlformats.org/drawingml/2006/picture">
+                <pic:pic xmlns:pic="http://schemas.openxmlformats.org/drawingml/2006/picture">
+                  <pic:nvPicPr>
+                    <pic:cNvPr id="3" name="Picture 3" descr="Photo2"/>
+                    <pic:cNvPicPr>
+                      <a:picLocks noChangeAspect="1"/>
+                    </pic:cNvPicPr>
+                  </pic:nvPicPr>
+                  <pic:blipFill>
+                    <a:blip r:embed="rId6"/>
+                    <a:stretch>
+                      <a:fillRect/>
+                    </a:stretch>
+                  </pic:blipFill>
+                  <pic:spPr>
+                    <a:xfrm>
+                      <a:off x="0" y="0"/>
+                      <a:ext cx="3864610" cy="2152015"/>
+                    </a:xfrm>
+                    <a:prstGeom prst="rect">
+                      <a:avLst/>
+                    </a:prstGeom>
+                  </pic:spPr>
+                </pic:pic>
+              </a:graphicData>
+            </a:graphic>
+          </wp:inline>
+        </w:drawing>
+      </w:r>
+    </w:p>
+    <w:p>
+      <w:pPr>
+        <w:rPr>
+          <w:rFonts w:hint="default"/>
+          <w:lang w:val="en-US"/>
+        </w:rPr>
+      </w:pPr>
+      <w:r>
+        <w:rPr>
+          <w:rFonts w:hint="default"/>
+          <w:lang w:val="en-US"/>
+        </w:rPr>
+        <w:drawing>
+          <wp:inline distT="0" distB="0" distL="114300" distR="114300">
+            <wp:extent cx="4114800" cy="2176145"/>
+            <wp:effectExtent l="0" t="0" r="0" b="8255"/>
+            <wp:docPr id="4" name="Picture 4" descr="Photo3"/>
+            <wp:cNvGraphicFramePr>
+              <a:graphicFrameLocks xmlns:a="http://schemas.openxmlformats.org/drawingml/2006/main" noChangeAspect="1"/>
+            </wp:cNvGraphicFramePr>
+            <a:graphic xmlns:a="http://schemas.openxmlformats.org/drawingml/2006/main">
+              <a:graphicData uri="http://schemas.openxmlformats.org/drawingml/2006/picture">
+                <pic:pic xmlns:pic="http://schemas.openxmlformats.org/drawingml/2006/picture">
+                  <pic:nvPicPr>
+                    <pic:cNvPr id="4" name="Picture 4" descr="Photo3"/>
+                    <pic:cNvPicPr>
+                      <a:picLocks noChangeAspect="1"/>
+                    </pic:cNvPicPr>
+                  </pic:nvPicPr>
+                  <pic:blipFill>
+                    <a:blip r:embed="rId7"/>
+                    <a:stretch>
+                      <a:fillRect/>
+                    </a:stretch>
+                  </pic:blipFill>
+                  <pic:spPr>
+                    <a:xfrm>
+                      <a:off x="0" y="0"/>
+                      <a:ext cx="4114800" cy="2176145"/>
+                    </a:xfrm>
+                    <a:prstGeom prst="rect">
+                      <a:avLst/>
+                    </a:prstGeom>
+                  </pic:spPr>
+                </pic:pic>
+              </a:graphicData>
+            </a:graphic>
+          </wp:inline>
+        </w:drawing>
+      </w:r>
+    </w:p>
+    <w:p>
+      <w:pPr>
+        <w:rPr>
+          <w:rFonts w:hint="default"/>
+          <w:lang w:val="en-US"/>
+        </w:rPr>
+      </w:pPr>
+      <w:r>
+        <w:rPr>
+          <w:rFonts w:hint="default"/>
+          <w:lang w:val="en-US"/>
+        </w:rPr>
+        <w:drawing>
+          <wp:inline distT="0" distB="0" distL="114300" distR="114300">
+            <wp:extent cx="3498850" cy="2194560"/>
+            <wp:effectExtent l="0" t="0" r="6350" b="2540"/>
+            <wp:docPr id="5" name="Picture 5" descr="Photo4"/>
+            <wp:cNvGraphicFramePr>
+              <a:graphicFrameLocks xmlns:a="http://schemas.openxmlformats.org/drawingml/2006/main" noChangeAspect="1"/>
+            </wp:cNvGraphicFramePr>
+            <a:graphic xmlns:a="http://schemas.openxmlformats.org/drawingml/2006/main">
+              <a:graphicData uri="http://schemas.openxmlformats.org/drawingml/2006/picture">
+                <pic:pic xmlns:pic="http://schemas.openxmlformats.org/drawingml/2006/picture">
+                  <pic:nvPicPr>
+                    <pic:cNvPr id="5" name="Picture 5" descr="Photo4"/>
+                    <pic:cNvPicPr>
+                      <a:picLocks noChangeAspect="1"/>
+                    </pic:cNvPicPr>
+                  </pic:nvPicPr>
+                  <pic:blipFill>
+                    <a:blip r:embed="rId8"/>
+                    <a:stretch>
+                      <a:fillRect/>
+                    </a:stretch>
+                  </pic:blipFill>
+                  <pic:spPr>
+                    <a:xfrm>
+                      <a:off x="0" y="0"/>
+                      <a:ext cx="3498850" cy="2194560"/>
+                    </a:xfrm>
+                    <a:prstGeom prst="rect">
+                      <a:avLst/>
+                    </a:prstGeom>
+                  </pic:spPr>
+                </pic:pic>
+              </a:graphicData>
+            </a:graphic>
+          </wp:inline>
+        </w:drawing>
+      </w:r>
+    </w:p>
+    <w:p>
+      <w:pPr>
+        <w:rPr>
+          <w:rFonts w:hint="default"/>
+          <w:lang w:val="en-US"/>
+        </w:rPr>
+      </w:pPr>
+      <w:r>
+        <w:rPr>
+          <w:rFonts w:hint="default"/>
+          <w:lang w:val="en-US"/>
+        </w:rPr>
+        <w:drawing>
+          <wp:inline distT="0" distB="0" distL="114300" distR="114300">
+            <wp:extent cx="4053840" cy="2206625"/>
+            <wp:effectExtent l="0" t="0" r="10160" b="3175"/>
+            <wp:docPr id="6" name="Picture 6" descr="Photo 5"/>
+            <wp:cNvGraphicFramePr>
+              <a:graphicFrameLocks xmlns:a="http://schemas.openxmlformats.org/drawingml/2006/main" noChangeAspect="1"/>
+            </wp:cNvGraphicFramePr>
+            <a:graphic xmlns:a="http://schemas.openxmlformats.org/drawingml/2006/main">
+              <a:graphicData uri="http://schemas.openxmlformats.org/drawingml/2006/picture">
+                <pic:pic xmlns:pic="http://schemas.openxmlformats.org/drawingml/2006/picture">
+                  <pic:nvPicPr>
+                    <pic:cNvPr id="6" name="Picture 6" descr="Photo 5"/>
+                    <pic:cNvPicPr>
+                      <a:picLocks noChangeAspect="1"/>
+                    </pic:cNvPicPr>
+                  </pic:nvPicPr>
+                  <pic:blipFill>
+                    <a:blip r:embed="rId9"/>
+                    <a:stretch>
+                      <a:fillRect/>
+                    </a:stretch>
+                  </pic:blipFill>
+                  <pic:spPr>
+                    <a:xfrm>
+                      <a:off x="0" y="0"/>
+                      <a:ext cx="4053840" cy="2206625"/>
+                    </a:xfrm>
+                    <a:prstGeom prst="rect">
+                      <a:avLst/>
+                    </a:prstGeom>
+                  </pic:spPr>
+                </pic:pic>
+              </a:graphicData>
+            </a:graphic>
+          </wp:inline>
+        </w:drawing>
+      </w:r>
+    </w:p>
+    <w:p>
+      <w:pPr>
+        <w:rPr>
+          <w:rFonts w:hint="default"/>
+          <w:lang w:val="en-US"/>
+        </w:rPr>
+      </w:pPr>
+      <w:r>
+        <w:rPr>
+          <w:rFonts w:hint="default"/>
+          <w:lang w:val="en-US"/>
+        </w:rPr>
+        <w:drawing>
+          <wp:inline distT="0" distB="0" distL="114300" distR="114300">
+            <wp:extent cx="3188335" cy="1852930"/>
+            <wp:effectExtent l="0" t="0" r="12065" b="1270"/>
+            <wp:docPr id="7" name="Picture 7" descr="Photo 6"/>
+            <wp:cNvGraphicFramePr>
+              <a:graphicFrameLocks xmlns:a="http://schemas.openxmlformats.org/drawingml/2006/main" noChangeAspect="1"/>
+            </wp:cNvGraphicFramePr>
+            <a:graphic xmlns:a="http://schemas.openxmlformats.org/drawingml/2006/main">
+              <a:graphicData uri="http://schemas.openxmlformats.org/drawingml/2006/picture">
+                <pic:pic xmlns:pic="http://schemas.openxmlformats.org/drawingml/2006/picture">
+                  <pic:nvPicPr>
+                    <pic:cNvPr id="7" name="Picture 7" descr="Photo 6"/>
+                    <pic:cNvPicPr>
+                      <a:picLocks noChangeAspect="1"/>
+                    </pic:cNvPicPr>
+                  </pic:nvPicPr>
+                  <pic:blipFill>
+                    <a:blip r:embed="rId10"/>
+                    <a:stretch>
+                      <a:fillRect/>
+                    </a:stretch>
+                  </pic:blipFill>
+                  <pic:spPr>
+                    <a:xfrm>
+                      <a:off x="0" y="0"/>
+                      <a:ext cx="3188335" cy="1852930"/>
+                    </a:xfrm>
+                    <a:prstGeom prst="rect">
+                      <a:avLst/>
+                    </a:prstGeom>
+                  </pic:spPr>
+                </pic:pic>
+              </a:graphicData>
+            </a:graphic>
+          </wp:inline>
+        </w:drawing>
+      </w:r>
+    </w:p>
+    <w:p>
+      <w:pPr>
+        <w:rPr>
+          <w:rFonts w:hint="default"/>
+          <w:lang w:val="en-US"/>
+        </w:rPr>
+      </w:pPr>
+      <w:r>
+        <w:rPr>
+          <w:rFonts w:hint="default"/>
+          <w:lang w:val="en-US"/>
+        </w:rPr>
+        <w:drawing>
+          <wp:inline distT="0" distB="0" distL="114300" distR="114300">
+            <wp:extent cx="3724910" cy="2188210"/>
+            <wp:effectExtent l="0" t="0" r="8890" b="8890"/>
+            <wp:docPr id="8" name="Picture 8" descr="Photo 7"/>
+            <wp:cNvGraphicFramePr>
+              <a:graphicFrameLocks xmlns:a="http://schemas.openxmlformats.org/drawingml/2006/main" noChangeAspect="1"/>
+            </wp:cNvGraphicFramePr>
+            <a:graphic xmlns:a="http://schemas.openxmlformats.org/drawingml/2006/main">
+              <a:graphicData uri="http://schemas.openxmlformats.org/drawingml/2006/picture">
+                <pic:pic xmlns:pic="http://schemas.openxmlformats.org/drawingml/2006/picture">
+                  <pic:nvPicPr>
+                    <pic:cNvPr id="8" name="Picture 8" descr="Photo 7"/>
+                    <pic:cNvPicPr>
+                      <a:picLocks noChangeAspect="1"/>
+                    </pic:cNvPicPr>
+                  </pic:nvPicPr>
+                  <pic:blipFill>
+                    <a:blip r:embed="rId11"/>
+                    <a:stretch>
+                      <a:fillRect/>
+                    </a:stretch>
+                  </pic:blipFill>
+                  <pic:spPr>
+                    <a:xfrm>
+                      <a:off x="0" y="0"/>
+                      <a:ext cx="3724910" cy="2188210"/>
+                    </a:xfrm>
+                    <a:prstGeom prst="rect">
+                      <a:avLst/>
+                    </a:prstGeom>
+                  </pic:spPr>
+                </pic:pic>
+              </a:graphicData>
+            </a:graphic>
+          </wp:inline>
+        </w:drawing>
+      </w:r>
+    </w:p>
+    <w:p>
+      <w:pPr>
+        <w:rPr>
+          <w:rFonts w:hint="default"/>
+          <w:lang w:val="en-US"/>
+        </w:rPr>
+      </w:pPr>
+      <w:r>
+        <w:rPr>
+          <w:rFonts w:hint="default"/>
+          <w:lang w:val="en-US"/>
+        </w:rPr>
+        <w:drawing>
+          <wp:inline distT="0" distB="0" distL="114300" distR="114300">
+            <wp:extent cx="3602990" cy="2060575"/>
+            <wp:effectExtent l="0" t="0" r="3810" b="9525"/>
+            <wp:docPr id="9" name="Picture 9" descr="Photo 8"/>
+            <wp:cNvGraphicFramePr>
+              <a:graphicFrameLocks xmlns:a="http://schemas.openxmlformats.org/drawingml/2006/main" noChangeAspect="1"/>
+            </wp:cNvGraphicFramePr>
+            <a:graphic xmlns:a="http://schemas.openxmlformats.org/drawingml/2006/main">
+              <a:graphicData uri="http://schemas.openxmlformats.org/drawingml/2006/picture">
+                <pic:pic xmlns:pic="http://schemas.openxmlformats.org/drawingml/2006/picture">
+                  <pic:nvPicPr>
+                    <pic:cNvPr id="9" name="Picture 9" descr="Photo 8"/>
+                    <pic:cNvPicPr>
+                      <a:picLocks noChangeAspect="1"/>
+                    </pic:cNvPicPr>
+                  </pic:nvPicPr>
+                  <pic:blipFill>
+                    <a:blip r:embed="rId12"/>
+                    <a:stretch>
+                      <a:fillRect/>
+                    </a:stretch>
+                  </pic:blipFill>
+                  <pic:spPr>
+                    <a:xfrm>
+                      <a:off x="0" y="0"/>
+                      <a:ext cx="3602990" cy="2060575"/>
+                    </a:xfrm>
+                    <a:prstGeom prst="rect">
+                      <a:avLst/>
+                    </a:prstGeom>
+                  </pic:spPr>
+                </pic:pic>
+              </a:graphicData>
+            </a:graphic>
+          </wp:inline>
+        </w:drawing>
+      </w:r>
+    </w:p>
+    <w:p>
+      <w:pPr>
+        <w:rPr>
+          <w:rFonts w:hint="default"/>
+          <w:lang w:val="en-US"/>
+        </w:rPr>
+      </w:pPr>
+      <w:r>
+        <w:rPr>
+          <w:rFonts w:hint="default"/>
+          <w:lang w:val="en-US"/>
+        </w:rPr>
+        <w:drawing>
+          <wp:inline distT="0" distB="0" distL="114300" distR="114300">
+            <wp:extent cx="3474720" cy="2145665"/>
+            <wp:effectExtent l="0" t="0" r="5080" b="635"/>
+            <wp:docPr id="10" name="Picture 10" descr="Photo 9"/>
+            <wp:cNvGraphicFramePr>
+              <a:graphicFrameLocks xmlns:a="http://schemas.openxmlformats.org/drawingml/2006/main" noChangeAspect="1"/>
+            </wp:cNvGraphicFramePr>
+            <a:graphic xmlns:a="http://schemas.openxmlformats.org/drawingml/2006/main">
+              <a:graphicData uri="http://schemas.openxmlformats.org/drawingml/2006/picture">
+                <pic:pic xmlns:pic="http://schemas.openxmlformats.org/drawingml/2006/picture">
+                  <pic:nvPicPr>
+                    <pic:cNvPr id="10" name="Picture 10" descr="Photo 9"/>
+                    <pic:cNvPicPr>
+                      <a:picLocks noChangeAspect="1"/>
+                    </pic:cNvPicPr>
+                  </pic:nvPicPr>
+                  <pic:blipFill>
+                    <a:blip r:embed="rId13"/>
+                    <a:stretch>
+                      <a:fillRect/>
+                    </a:stretch>
+                  </pic:blipFill>
+                  <pic:spPr>
+                    <a:xfrm>
+                      <a:off x="0" y="0"/>
+                      <a:ext cx="3474720" cy="2145665"/>
+                    </a:xfrm>
+                    <a:prstGeom prst="rect">
+                      <a:avLst/>
+                    </a:prstGeom>
+                  </pic:spPr>
+                </pic:pic>
+              </a:graphicData>
+            </a:graphic>
+          </wp:inline>
+        </w:drawing>
+      </w:r>
+    </w:p>
+    <w:p>
+      <w:pPr>
+        <w:rPr>
+          <w:rFonts w:hint="default"/>
+          <w:lang w:val="en-US"/>
+        </w:rPr>
+      </w:pPr>
+    </w:p>
+    <w:p>
+      <w:pPr>
+        <w:rPr>
+          <w:rFonts w:hint="default" w:ascii="Cambria" w:hAnsi="Cambria" w:cs="Cambria"/>
+          <w:sz w:val="24"/>
+          <w:szCs w:val="24"/>
+          <w:u w:val="single"/>
+          <w:lang w:val="en-US"/>
+        </w:rPr>
+      </w:pPr>
+      <w:r>
+        <w:rPr>
+          <w:rFonts w:hint="default" w:ascii="Cambria" w:hAnsi="Cambria" w:cs="Cambria"/>
+          <w:sz w:val="24"/>
+          <w:szCs w:val="24"/>
+          <w:u w:val="single"/>
+          <w:lang w:val="en-US"/>
+        </w:rPr>
+        <w:t>Question 02:</w:t>
+      </w:r>
+    </w:p>
+    <w:p>
+      <w:pPr>
+        <w:rPr>
+          <w:rFonts w:hint="default"/>
+          <w:lang w:val="en-US"/>
+        </w:rPr>
+      </w:pPr>
+      <w:r>
+        <w:rPr>
+          <w:rFonts w:hint="default"/>
+          <w:lang w:val="en-US"/>
+        </w:rPr>
+        <w:drawing>
+          <wp:inline distT="0" distB="0" distL="114300" distR="114300">
+            <wp:extent cx="3931920" cy="2109470"/>
+            <wp:effectExtent l="0" t="0" r="5080" b="11430"/>
+            <wp:docPr id="11" name="Picture 11" descr="Photo1"/>
+            <wp:cNvGraphicFramePr>
+              <a:graphicFrameLocks xmlns:a="http://schemas.openxmlformats.org/drawingml/2006/main" noChangeAspect="1"/>
+            </wp:cNvGraphicFramePr>
+            <a:graphic xmlns:a="http://schemas.openxmlformats.org/drawingml/2006/main">
+              <a:graphicData uri="http://schemas.openxmlformats.org/drawingml/2006/picture">
+                <pic:pic xmlns:pic="http://schemas.openxmlformats.org/drawingml/2006/picture">
+                  <pic:nvPicPr>
+                    <pic:cNvPr id="11" name="Picture 11" descr="Photo1"/>
+                    <pic:cNvPicPr>
+                      <a:picLocks noChangeAspect="1"/>
+                    </pic:cNvPicPr>
+                  </pic:nvPicPr>
+                  <pic:blipFill>
+                    <a:blip r:embed="rId14"/>
+                    <a:stretch>
+                      <a:fillRect/>
+                    </a:stretch>
+                  </pic:blipFill>
+                  <pic:spPr>
+                    <a:xfrm>
+                      <a:off x="0" y="0"/>
+                      <a:ext cx="3931920" cy="2109470"/>
+                    </a:xfrm>
+                    <a:prstGeom prst="rect">
+                      <a:avLst/>
+                    </a:prstGeom>
+                  </pic:spPr>
+                </pic:pic>
+              </a:graphicData>
+            </a:graphic>
+          </wp:inline>
+        </w:drawing>
+      </w:r>
+    </w:p>
+    <w:p>
+      <w:pPr>
+        <w:rPr>
+          <w:rFonts w:hint="default"/>
+          <w:lang w:val="en-US"/>
+        </w:rPr>
+      </w:pPr>
+      <w:r>
+        <w:rPr>
+          <w:rFonts w:hint="default"/>
+          <w:lang w:val="en-US"/>
+        </w:rPr>
+        <w:drawing>
+          <wp:inline distT="0" distB="0" distL="114300" distR="114300">
+            <wp:extent cx="2755265" cy="2255520"/>
+            <wp:effectExtent l="0" t="0" r="635" b="5080"/>
+            <wp:docPr id="12" name="Picture 12" descr="Photo2"/>
+            <wp:cNvGraphicFramePr>
+              <a:graphicFrameLocks xmlns:a="http://schemas.openxmlformats.org/drawingml/2006/main" noChangeAspect="1"/>
+            </wp:cNvGraphicFramePr>
+            <a:graphic xmlns:a="http://schemas.openxmlformats.org/drawingml/2006/main">
+              <a:graphicData uri="http://schemas.openxmlformats.org/drawingml/2006/picture">
+                <pic:pic xmlns:pic="http://schemas.openxmlformats.org/drawingml/2006/picture">
+                  <pic:nvPicPr>
+                    <pic:cNvPr id="12" name="Picture 12" descr="Photo2"/>
+                    <pic:cNvPicPr>
+                      <a:picLocks noChangeAspect="1"/>
+                    </pic:cNvPicPr>
+                  </pic:nvPicPr>
+                  <pic:blipFill>
+                    <a:blip r:embed="rId15"/>
+                    <a:stretch>
+                      <a:fillRect/>
+                    </a:stretch>
+                  </pic:blipFill>
+                  <pic:spPr>
+                    <a:xfrm>
+                      <a:off x="0" y="0"/>
+                      <a:ext cx="2755265" cy="2255520"/>
+                    </a:xfrm>
+                    <a:prstGeom prst="rect">
+                      <a:avLst/>
+                    </a:prstGeom>
+                  </pic:spPr>
+                </pic:pic>
+              </a:graphicData>
+            </a:graphic>
+          </wp:inline>
+        </w:drawing>
+      </w:r>
+    </w:p>
+    <w:p>
+      <w:pPr>
+        <w:rPr>
+          <w:rFonts w:hint="default"/>
+          <w:lang w:val="en-US"/>
+        </w:rPr>
+      </w:pPr>
+    </w:p>
+    <w:p>
+      <w:pPr>
+        <w:rPr>
+          <w:rFonts w:hint="default"/>
+          <w:lang w:val="en-US"/>
+        </w:rPr>
+      </w:pPr>
+    </w:p>
+    <w:p>
+      <w:pPr>
+        <w:rPr>
+          <w:rFonts w:hint="default"/>
+          <w:lang w:val="en-US"/>
+        </w:rPr>
+      </w:pPr>
+    </w:p>
+    <w:p>
+      <w:pPr>
+        <w:rPr>
+          <w:rFonts w:hint="default"/>
+          <w:lang w:val="en-US"/>
+        </w:rPr>
+      </w:pPr>
+    </w:p>
+    <w:p>
+      <w:pPr>
+        <w:rPr>
+          <w:rFonts w:hint="default"/>
+          <w:lang w:val="en-US"/>
+        </w:rPr>
+      </w:pPr>
+    </w:p>
+    <w:p>
+      <w:pPr>
+        <w:rPr>
+          <w:rFonts w:hint="default"/>
+          <w:lang w:val="en-US"/>
+        </w:rPr>
+      </w:pPr>
+    </w:p>
+    <w:p>
+      <w:pPr>
+        <w:rPr>
+          <w:rFonts w:hint="default"/>
+          <w:lang w:val="en-US"/>
+        </w:rPr>
+      </w:pPr>
+    </w:p>
+    <w:p>
+      <w:pPr>
+        <w:rPr>
+          <w:rFonts w:hint="default"/>
+          <w:lang w:val="en-US"/>
+        </w:rPr>
+      </w:pPr>
+    </w:p>
+    <w:p>
+      <w:pPr>
+        <w:rPr>
+          <w:rFonts w:hint="default"/>
+          <w:lang w:val="en-US"/>
+        </w:rPr>
+      </w:pPr>
+    </w:p>
+    <w:p>
+      <w:pPr>
+        <w:rPr>
+          <w:rFonts w:hint="default"/>
+          <w:lang w:val="en-US"/>
+        </w:rPr>
+      </w:pPr>
+    </w:p>
+    <w:p>
+      <w:pPr>
+        <w:rPr>
+          <w:rFonts w:hint="default"/>
+          <w:lang w:val="en-US"/>
+        </w:rPr>
+      </w:pPr>
+    </w:p>
+    <w:p>
+      <w:pPr>
+        <w:rPr>
+          <w:rFonts w:hint="default"/>
+          <w:lang w:val="en-US"/>
+        </w:rPr>
+      </w:pPr>
+    </w:p>
+    <w:p>
+      <w:pPr>
+        <w:rPr>
+          <w:rFonts w:hint="default" w:ascii="Cambria" w:hAnsi="Cambria" w:cs="Cambria"/>
+          <w:sz w:val="24"/>
+          <w:szCs w:val="24"/>
+          <w:u w:val="single"/>
+          <w:lang w:val="en-US"/>
+        </w:rPr>
+      </w:pPr>
+      <w:r>
+        <w:rPr>
+          <w:rFonts w:hint="default" w:ascii="Cambria" w:hAnsi="Cambria" w:cs="Cambria"/>
+          <w:sz w:val="24"/>
+          <w:szCs w:val="24"/>
+          <w:u w:val="single"/>
+          <w:lang w:val="en-US"/>
+        </w:rPr>
+        <w:t>Question 03:</w:t>
+      </w:r>
+    </w:p>
+    <w:p>
+      <w:pPr>
+        <w:rPr>
+          <w:rFonts w:hint="default"/>
+          <w:lang w:val="en-US"/>
+        </w:rPr>
+      </w:pPr>
+      <w:r>
+        <w:rPr>
+          <w:rFonts w:hint="default"/>
+          <w:lang w:val="en-US"/>
+        </w:rPr>
+        <w:drawing>
+          <wp:inline distT="0" distB="0" distL="114300" distR="114300">
+            <wp:extent cx="4017010" cy="1852930"/>
+            <wp:effectExtent l="0" t="0" r="8890" b="1270"/>
+            <wp:docPr id="13" name="Picture 13" descr="Photo1"/>
+            <wp:cNvGraphicFramePr>
+              <a:graphicFrameLocks xmlns:a="http://schemas.openxmlformats.org/drawingml/2006/main" noChangeAspect="1"/>
+            </wp:cNvGraphicFramePr>
+            <a:graphic xmlns:a="http://schemas.openxmlformats.org/drawingml/2006/main">
+              <a:graphicData uri="http://schemas.openxmlformats.org/drawingml/2006/picture">
+                <pic:pic xmlns:pic="http://schemas.openxmlformats.org/drawingml/2006/picture">
+                  <pic:nvPicPr>
+                    <pic:cNvPr id="13" name="Picture 13" descr="Photo1"/>
+                    <pic:cNvPicPr>
+                      <a:picLocks noChangeAspect="1"/>
+                    </pic:cNvPicPr>
+                  </pic:nvPicPr>
+                  <pic:blipFill>
+                    <a:blip r:embed="rId16"/>
+                    <a:stretch>
+                      <a:fillRect/>
+                    </a:stretch>
+                  </pic:blipFill>
+                  <pic:spPr>
+                    <a:xfrm>
+                      <a:off x="0" y="0"/>
+                      <a:ext cx="4017010" cy="1852930"/>
+                    </a:xfrm>
+                    <a:prstGeom prst="rect">
+                      <a:avLst/>
+                    </a:prstGeom>
+                  </pic:spPr>
+                </pic:pic>
+              </a:graphicData>
+            </a:graphic>
+          </wp:inline>
+        </w:drawing>
+      </w:r>
+    </w:p>
+    <w:p>
+      <w:pPr>
+        <w:rPr>
+          <w:rFonts w:hint="default"/>
+          <w:lang w:val="en-US"/>
+        </w:rPr>
+      </w:pPr>
+      <w:r>
+        <w:rPr>
+          <w:rFonts w:hint="default"/>
+          <w:lang w:val="en-US"/>
+        </w:rPr>
+        <w:drawing>
+          <wp:inline distT="0" distB="0" distL="114300" distR="114300">
+            <wp:extent cx="4108450" cy="2590800"/>
+            <wp:effectExtent l="0" t="0" r="6350" b="0"/>
+            <wp:docPr id="14" name="Picture 14" descr="Photo2"/>
+            <wp:cNvGraphicFramePr>
+              <a:graphicFrameLocks xmlns:a="http://schemas.openxmlformats.org/drawingml/2006/main" noChangeAspect="1"/>
+            </wp:cNvGraphicFramePr>
+            <a:graphic xmlns:a="http://schemas.openxmlformats.org/drawingml/2006/main">
+              <a:graphicData uri="http://schemas.openxmlformats.org/drawingml/2006/picture">
+                <pic:pic xmlns:pic="http://schemas.openxmlformats.org/drawingml/2006/picture">
+                  <pic:nvPicPr>
+                    <pic:cNvPr id="14" name="Picture 14" descr="Photo2"/>
+                    <pic:cNvPicPr>
+                      <a:picLocks noChangeAspect="1"/>
+                    </pic:cNvPicPr>
+                  </pic:nvPicPr>
+                  <pic:blipFill>
+                    <a:blip r:embed="rId17"/>
+                    <a:stretch>
+                      <a:fillRect/>
+                    </a:stretch>
+                  </pic:blipFill>
+                  <pic:spPr>
+                    <a:xfrm>
+                      <a:off x="0" y="0"/>
+                      <a:ext cx="4108450" cy="2590800"/>
+                    </a:xfrm>
+                    <a:prstGeom prst="rect">
+                      <a:avLst/>
+                    </a:prstGeom>
+                  </pic:spPr>
+                </pic:pic>
+              </a:graphicData>
+            </a:graphic>
+          </wp:inline>
+        </w:drawing>
+      </w:r>
+    </w:p>
+    <w:p>
+      <w:pPr>
+        <w:rPr>
+          <w:rFonts w:hint="default"/>
+          <w:lang w:val="en-US"/>
+        </w:rPr>
+      </w:pPr>
+    </w:p>
+    <w:p>
+      <w:pPr>
+        <w:rPr>
+          <w:rFonts w:hint="default" w:ascii="Cambria" w:hAnsi="Cambria" w:cs="Cambria"/>
+          <w:sz w:val="24"/>
+          <w:szCs w:val="24"/>
+          <w:u w:val="single"/>
+          <w:lang w:val="en-US"/>
+        </w:rPr>
+      </w:pPr>
+      <w:r>
+        <w:rPr>
+          <w:rFonts w:hint="default" w:ascii="Cambria" w:hAnsi="Cambria" w:cs="Cambria"/>
+          <w:sz w:val="24"/>
+          <w:szCs w:val="24"/>
+          <w:u w:val="single"/>
+          <w:lang w:val="en-US"/>
+        </w:rPr>
+        <w:t>Question 04:</w:t>
+      </w:r>
+    </w:p>
+    <w:p>
+      <w:pPr>
+        <w:rPr>
+          <w:rFonts w:hint="default"/>
+          <w:lang w:val="en-US"/>
+        </w:rPr>
+      </w:pPr>
+      <w:r>
+        <w:rPr>
+          <w:rFonts w:hint="default"/>
+          <w:lang w:val="en-US"/>
+        </w:rPr>
+        <w:drawing>
+          <wp:inline distT="0" distB="0" distL="114300" distR="114300">
+            <wp:extent cx="3472815" cy="1621790"/>
+            <wp:effectExtent l="0" t="0" r="6985" b="3810"/>
+            <wp:docPr id="15" name="Picture 15" descr="Ex1"/>
+            <wp:cNvGraphicFramePr>
+              <a:graphicFrameLocks xmlns:a="http://schemas.openxmlformats.org/drawingml/2006/main" noChangeAspect="1"/>
+            </wp:cNvGraphicFramePr>
+            <a:graphic xmlns:a="http://schemas.openxmlformats.org/drawingml/2006/main">
+              <a:graphicData uri="http://schemas.openxmlformats.org/drawingml/2006/picture">
+                <pic:pic xmlns:pic="http://schemas.openxmlformats.org/drawingml/2006/picture">
+                  <pic:nvPicPr>
+                    <pic:cNvPr id="15" name="Picture 15" descr="Ex1"/>
+                    <pic:cNvPicPr>
+                      <a:picLocks noChangeAspect="1"/>
+                    </pic:cNvPicPr>
+                  </pic:nvPicPr>
+                  <pic:blipFill>
+                    <a:blip r:embed="rId18"/>
+                    <a:stretch>
+                      <a:fillRect/>
+                    </a:stretch>
+                  </pic:blipFill>
+                  <pic:spPr>
+                    <a:xfrm>
+                      <a:off x="0" y="0"/>
+                      <a:ext cx="3472815" cy="1621790"/>
+                    </a:xfrm>
+                    <a:prstGeom prst="rect">
+                      <a:avLst/>
+                    </a:prstGeom>
+                  </pic:spPr>
+                </pic:pic>
+              </a:graphicData>
+            </a:graphic>
+          </wp:inline>
+        </w:drawing>
+      </w:r>
+    </w:p>
+    <w:p>
+      <w:pPr>
+        <w:rPr>
+          <w:rFonts w:hint="default"/>
+          <w:lang w:val="en-US"/>
+        </w:rPr>
+      </w:pPr>
+      <w:r>
+        <w:rPr>
+          <w:rFonts w:hint="default"/>
+          <w:lang w:val="en-US"/>
+        </w:rPr>
+        <w:drawing>
+          <wp:inline distT="0" distB="0" distL="114300" distR="114300">
+            <wp:extent cx="3255010" cy="1926590"/>
+            <wp:effectExtent l="0" t="0" r="8890" b="3810"/>
+            <wp:docPr id="16" name="Picture 16" descr="Ex2"/>
+            <wp:cNvGraphicFramePr>
+              <a:graphicFrameLocks xmlns:a="http://schemas.openxmlformats.org/drawingml/2006/main" noChangeAspect="1"/>
+            </wp:cNvGraphicFramePr>
+            <a:graphic xmlns:a="http://schemas.openxmlformats.org/drawingml/2006/main">
+              <a:graphicData uri="http://schemas.openxmlformats.org/drawingml/2006/picture">
+                <pic:pic xmlns:pic="http://schemas.openxmlformats.org/drawingml/2006/picture">
+                  <pic:nvPicPr>
+                    <pic:cNvPr id="16" name="Picture 16" descr="Ex2"/>
+                    <pic:cNvPicPr>
+                      <a:picLocks noChangeAspect="1"/>
+                    </pic:cNvPicPr>
+                  </pic:nvPicPr>
+                  <pic:blipFill>
+                    <a:blip r:embed="rId19"/>
+                    <a:stretch>
+                      <a:fillRect/>
+                    </a:stretch>
+                  </pic:blipFill>
+                  <pic:spPr>
+                    <a:xfrm>
+                      <a:off x="0" y="0"/>
+                      <a:ext cx="3255010" cy="1926590"/>
+                    </a:xfrm>
+                    <a:prstGeom prst="rect">
+                      <a:avLst/>
+                    </a:prstGeom>
+                  </pic:spPr>
+                </pic:pic>
+              </a:graphicData>
+            </a:graphic>
+          </wp:inline>
+        </w:drawing>
+      </w:r>
+    </w:p>
+    <w:p>
+      <w:pPr>
+        <w:rPr>
+          <w:rFonts w:hint="default"/>
+          <w:lang w:val="en-US"/>
+        </w:rPr>
+      </w:pPr>
+    </w:p>
+    <w:p>
+      <w:pPr>
+        <w:rPr>
+          <w:rFonts w:hint="default"/>
+          <w:lang w:val="en-US"/>
+        </w:rPr>
+      </w:pPr>
+    </w:p>
+    <w:p>
+      <w:pPr>
+        <w:rPr>
+          <w:rFonts w:hint="default" w:ascii="Cambria" w:hAnsi="Cambria" w:cs="Cambria"/>
+          <w:sz w:val="24"/>
+          <w:szCs w:val="24"/>
+          <w:u w:val="single"/>
+          <w:lang w:val="en-US"/>
+        </w:rPr>
+      </w:pPr>
+      <w:r>
+        <w:rPr>
+          <w:rFonts w:hint="default" w:ascii="Cambria" w:hAnsi="Cambria" w:cs="Cambria"/>
+          <w:sz w:val="24"/>
+          <w:szCs w:val="24"/>
+          <w:u w:val="single"/>
+          <w:lang w:val="en-US"/>
+        </w:rPr>
+        <w:t>Question 05:</w:t>
+      </w:r>
+    </w:p>
+    <w:p>
+      <w:pPr>
+        <w:rPr>
+          <w:rFonts w:hint="default"/>
+          <w:lang w:val="en-US"/>
+        </w:rPr>
+      </w:pPr>
+      <w:r>
+        <w:rPr>
+          <w:rFonts w:hint="default"/>
+          <w:lang w:val="en-US"/>
+        </w:rPr>
+        <w:drawing>
+          <wp:inline distT="0" distB="0" distL="114300" distR="114300">
+            <wp:extent cx="4114800" cy="1572895"/>
+            <wp:effectExtent l="0" t="0" r="0" b="1905"/>
+            <wp:docPr id="17" name="Picture 17" descr="Photo1"/>
+            <wp:cNvGraphicFramePr>
+              <a:graphicFrameLocks xmlns:a="http://schemas.openxmlformats.org/drawingml/2006/main" noChangeAspect="1"/>
+            </wp:cNvGraphicFramePr>
+            <a:graphic xmlns:a="http://schemas.openxmlformats.org/drawingml/2006/main">
+              <a:graphicData uri="http://schemas.openxmlformats.org/drawingml/2006/picture">
+                <pic:pic xmlns:pic="http://schemas.openxmlformats.org/drawingml/2006/picture">
+                  <pic:nvPicPr>
+                    <pic:cNvPr id="17" name="Picture 17" descr="Photo1"/>
+                    <pic:cNvPicPr>
+                      <a:picLocks noChangeAspect="1"/>
+                    </pic:cNvPicPr>
+                  </pic:nvPicPr>
+                  <pic:blipFill>
+                    <a:blip r:embed="rId20"/>
+                    <a:stretch>
+                      <a:fillRect/>
+                    </a:stretch>
+                  </pic:blipFill>
+                  <pic:spPr>
+                    <a:xfrm>
+                      <a:off x="0" y="0"/>
+                      <a:ext cx="4114800" cy="1572895"/>
+                    </a:xfrm>
+                    <a:prstGeom prst="rect">
+                      <a:avLst/>
+                    </a:prstGeom>
+                  </pic:spPr>
+                </pic:pic>
+              </a:graphicData>
+            </a:graphic>
+          </wp:inline>
+        </w:drawing>
+      </w:r>
+    </w:p>
+    <w:p>
+      <w:pPr>
+        <w:rPr>
+          <w:rFonts w:hint="default"/>
+          <w:lang w:val="en-US"/>
+        </w:rPr>
+      </w:pPr>
+      <w:r>
+        <w:rPr>
+          <w:rFonts w:hint="default"/>
+          <w:lang w:val="en-US"/>
+        </w:rPr>
+        <w:drawing>
+          <wp:inline distT="0" distB="0" distL="114300" distR="114300">
+            <wp:extent cx="4017010" cy="2231390"/>
+            <wp:effectExtent l="0" t="0" r="8890" b="3810"/>
+            <wp:docPr id="18" name="Picture 18" descr="Photo2"/>
+            <wp:cNvGraphicFramePr>
+              <a:graphicFrameLocks xmlns:a="http://schemas.openxmlformats.org/drawingml/2006/main" noChangeAspect="1"/>
+            </wp:cNvGraphicFramePr>
+            <a:graphic xmlns:a="http://schemas.openxmlformats.org/drawingml/2006/main">
+              <a:graphicData uri="http://schemas.openxmlformats.org/drawingml/2006/picture">
+                <pic:pic xmlns:pic="http://schemas.openxmlformats.org/drawingml/2006/picture">
+                  <pic:nvPicPr>
+                    <pic:cNvPr id="18" name="Picture 18" descr="Photo2"/>
+                    <pic:cNvPicPr>
+                      <a:picLocks noChangeAspect="1"/>
+                    </pic:cNvPicPr>
+                  </pic:nvPicPr>
+                  <pic:blipFill>
+                    <a:blip r:embed="rId21"/>
+                    <a:stretch>
+                      <a:fillRect/>
+                    </a:stretch>
+                  </pic:blipFill>
+                  <pic:spPr>
+                    <a:xfrm>
+                      <a:off x="0" y="0"/>
+                      <a:ext cx="4017010" cy="2231390"/>
+                    </a:xfrm>
+                    <a:prstGeom prst="rect">
+                      <a:avLst/>
+                    </a:prstGeom>
+                  </pic:spPr>
+                </pic:pic>
+              </a:graphicData>
+            </a:graphic>
+          </wp:inline>
+        </w:drawing>
+      </w:r>
+    </w:p>
+    <w:p>
+      <w:pPr>
+        <w:rPr>
+          <w:rFonts w:hint="default"/>
+          <w:lang w:val="en-US"/>
+        </w:rPr>
+      </w:pPr>
+    </w:p>
+    <w:p>
+      <w:pPr>
+        <w:rPr>
+          <w:rFonts w:hint="default" w:ascii="Cambria" w:hAnsi="Cambria" w:cs="Cambria"/>
+          <w:sz w:val="24"/>
+          <w:szCs w:val="24"/>
+          <w:u w:val="single"/>
+          <w:lang w:val="en-US"/>
+        </w:rPr>
+      </w:pPr>
+      <w:r>
+        <w:rPr>
+          <w:rFonts w:hint="default" w:ascii="Cambria" w:hAnsi="Cambria" w:cs="Cambria"/>
+          <w:sz w:val="24"/>
+          <w:szCs w:val="24"/>
+          <w:u w:val="single"/>
+          <w:lang w:val="en-US"/>
+        </w:rPr>
+        <w:t>Question 06:</w:t>
+      </w:r>
+    </w:p>
+    <w:p>
+      <w:pPr>
+        <w:rPr>
+          <w:rFonts w:hint="default"/>
+          <w:lang w:val="en-US"/>
+        </w:rPr>
+      </w:pPr>
+      <w:r>
+        <w:rPr>
+          <w:rFonts w:hint="default"/>
+          <w:lang w:val="en-US"/>
+        </w:rPr>
+        <w:drawing>
+          <wp:inline distT="0" distB="0" distL="114300" distR="114300">
+            <wp:extent cx="4389120" cy="2310130"/>
+            <wp:effectExtent l="0" t="0" r="5080" b="1270"/>
+            <wp:docPr id="19" name="Picture 19" descr="Photo1"/>
+            <wp:cNvGraphicFramePr>
+              <a:graphicFrameLocks xmlns:a="http://schemas.openxmlformats.org/drawingml/2006/main" noChangeAspect="1"/>
+            </wp:cNvGraphicFramePr>
+            <a:graphic xmlns:a="http://schemas.openxmlformats.org/drawingml/2006/main">
+              <a:graphicData uri="http://schemas.openxmlformats.org/drawingml/2006/picture">
+                <pic:pic xmlns:pic="http://schemas.openxmlformats.org/drawingml/2006/picture">
+                  <pic:nvPicPr>
+                    <pic:cNvPr id="19" name="Picture 19" descr="Photo1"/>
+                    <pic:cNvPicPr>
+                      <a:picLocks noChangeAspect="1"/>
+                    </pic:cNvPicPr>
+                  </pic:nvPicPr>
+                  <pic:blipFill>
+                    <a:blip r:embed="rId22"/>
+                    <a:stretch>
+                      <a:fillRect/>
+                    </a:stretch>
+                  </pic:blipFill>
+                  <pic:spPr>
+                    <a:xfrm>
+                      <a:off x="0" y="0"/>
+                      <a:ext cx="4389120" cy="2310130"/>
+                    </a:xfrm>
+                    <a:prstGeom prst="rect">
+                      <a:avLst/>
+                    </a:prstGeom>
+                  </pic:spPr>
+                </pic:pic>
+              </a:graphicData>
+            </a:graphic>
+          </wp:inline>
+        </w:drawing>
+      </w:r>
+    </w:p>
+    <w:p>
+      <w:pPr>
+        <w:rPr>
+          <w:rFonts w:hint="default"/>
+          <w:lang w:val="en-US"/>
+        </w:rPr>
+      </w:pPr>
+      <w:r>
+        <w:rPr>
+          <w:rFonts w:hint="default"/>
+          <w:lang w:val="en-US"/>
+        </w:rPr>
+        <w:drawing>
+          <wp:inline distT="0" distB="0" distL="114300" distR="114300">
+            <wp:extent cx="4053840" cy="2157730"/>
+            <wp:effectExtent l="0" t="0" r="10160" b="1270"/>
+            <wp:docPr id="20" name="Picture 20" descr="Photo2"/>
+            <wp:cNvGraphicFramePr>
+              <a:graphicFrameLocks xmlns:a="http://schemas.openxmlformats.org/drawingml/2006/main" noChangeAspect="1"/>
+            </wp:cNvGraphicFramePr>
+            <a:graphic xmlns:a="http://schemas.openxmlformats.org/drawingml/2006/main">
+              <a:graphicData uri="http://schemas.openxmlformats.org/drawingml/2006/picture">
+                <pic:pic xmlns:pic="http://schemas.openxmlformats.org/drawingml/2006/picture">
+                  <pic:nvPicPr>
+                    <pic:cNvPr id="20" name="Picture 20" descr="Photo2"/>
+                    <pic:cNvPicPr>
+                      <a:picLocks noChangeAspect="1"/>
+                    </pic:cNvPicPr>
+                  </pic:nvPicPr>
+                  <pic:blipFill>
+                    <a:blip r:embed="rId23"/>
+                    <a:stretch>
+                      <a:fillRect/>
+                    </a:stretch>
+                  </pic:blipFill>
+                  <pic:spPr>
+                    <a:xfrm>
+                      <a:off x="0" y="0"/>
+                      <a:ext cx="4053840" cy="2157730"/>
+                    </a:xfrm>
+                    <a:prstGeom prst="rect">
+                      <a:avLst/>
+                    </a:prstGeom>
+                  </pic:spPr>
+                </pic:pic>
+              </a:graphicData>
+            </a:graphic>
+          </wp:inline>
+        </w:drawing>
+      </w:r>
+    </w:p>
+    <w:p>
+      <w:pPr>
+        <w:rPr>
+          <w:rFonts w:hint="default"/>
+          <w:lang w:val="en-US"/>
+        </w:rPr>
+      </w:pPr>
+      <w:r>
+        <w:rPr>
+          <w:rFonts w:hint="default"/>
+          <w:lang w:val="en-US"/>
+        </w:rPr>
+        <w:drawing>
+          <wp:inline distT="0" distB="0" distL="114300" distR="114300">
+            <wp:extent cx="4121150" cy="2121535"/>
+            <wp:effectExtent l="0" t="0" r="6350" b="12065"/>
+            <wp:docPr id="21" name="Picture 21" descr="Photo3 "/>
+            <wp:cNvGraphicFramePr>
+              <a:graphicFrameLocks xmlns:a="http://schemas.openxmlformats.org/drawingml/2006/main" noChangeAspect="1"/>
+            </wp:cNvGraphicFramePr>
+            <a:graphic xmlns:a="http://schemas.openxmlformats.org/drawingml/2006/main">
+              <a:graphicData uri="http://schemas.openxmlformats.org/drawingml/2006/picture">
+                <pic:pic xmlns:pic="http://schemas.openxmlformats.org/drawingml/2006/picture">
+                  <pic:nvPicPr>
+                    <pic:cNvPr id="21" name="Picture 21" descr="Photo3 "/>
+                    <pic:cNvPicPr>
+                      <a:picLocks noChangeAspect="1"/>
+                    </pic:cNvPicPr>
+                  </pic:nvPicPr>
+                  <pic:blipFill>
+                    <a:blip r:embed="rId24"/>
+                    <a:stretch>
+                      <a:fillRect/>
+                    </a:stretch>
+                  </pic:blipFill>
+                  <pic:spPr>
+                    <a:xfrm>
+                      <a:off x="0" y="0"/>
+                      <a:ext cx="4121150" cy="2121535"/>
+                    </a:xfrm>
+                    <a:prstGeom prst="rect">
+                      <a:avLst/>
+                    </a:prstGeom>
+                  </pic:spPr>
+                </pic:pic>
+              </a:graphicData>
+            </a:graphic>
+          </wp:inline>
+        </w:drawing>
+      </w:r>
+    </w:p>
+    <w:p>
+      <w:pPr>
+        <w:rPr>
+          <w:rFonts w:hint="default"/>
+          <w:lang w:val="en-US"/>
+        </w:rPr>
+      </w:pPr>
+      <w:r>
+        <w:rPr>
+          <w:rFonts w:hint="default"/>
+          <w:lang w:val="en-US"/>
+        </w:rPr>
+        <w:drawing>
+          <wp:inline distT="0" distB="0" distL="114300" distR="114300">
+            <wp:extent cx="4175760" cy="2212975"/>
+            <wp:effectExtent l="0" t="0" r="2540" b="9525"/>
+            <wp:docPr id="22" name="Picture 22" descr="Photo4"/>
+            <wp:cNvGraphicFramePr>
+              <a:graphicFrameLocks xmlns:a="http://schemas.openxmlformats.org/drawingml/2006/main" noChangeAspect="1"/>
+            </wp:cNvGraphicFramePr>
+            <a:graphic xmlns:a="http://schemas.openxmlformats.org/drawingml/2006/main">
+              <a:graphicData uri="http://schemas.openxmlformats.org/drawingml/2006/picture">
+                <pic:pic xmlns:pic="http://schemas.openxmlformats.org/drawingml/2006/picture">
+                  <pic:nvPicPr>
+                    <pic:cNvPr id="22" name="Picture 22" descr="Photo4"/>
+                    <pic:cNvPicPr>
+                      <a:picLocks noChangeAspect="1"/>
+                    </pic:cNvPicPr>
+                  </pic:nvPicPr>
+                  <pic:blipFill>
+                    <a:blip r:embed="rId25"/>
+                    <a:stretch>
+                      <a:fillRect/>
+                    </a:stretch>
+                  </pic:blipFill>
+                  <pic:spPr>
+                    <a:xfrm>
+                      <a:off x="0" y="0"/>
+                      <a:ext cx="4175760" cy="2212975"/>
+                    </a:xfrm>
+                    <a:prstGeom prst="rect">
+                      <a:avLst/>
+                    </a:prstGeom>
+                  </pic:spPr>
+                </pic:pic>
+              </a:graphicData>
+            </a:graphic>
+          </wp:inline>
+        </w:drawing>
+      </w:r>
+    </w:p>
+    <w:p>
+      <w:pPr>
+        <w:rPr>
+          <w:rFonts w:hint="default"/>
+          <w:lang w:val="en-US"/>
+        </w:rPr>
+      </w:pPr>
+    </w:p>
+    <w:p>
+      <w:pPr>
+        <w:rPr>
+          <w:rFonts w:hint="default" w:ascii="Cambria" w:hAnsi="Cambria" w:cs="Cambria"/>
+          <w:sz w:val="24"/>
+          <w:szCs w:val="24"/>
+          <w:u w:val="single"/>
+          <w:lang w:val="en-US"/>
+        </w:rPr>
+      </w:pPr>
+      <w:r>
+        <w:rPr>
+          <w:rFonts w:hint="default" w:ascii="Cambria" w:hAnsi="Cambria" w:cs="Cambria"/>
+          <w:sz w:val="24"/>
+          <w:szCs w:val="24"/>
+          <w:u w:val="single"/>
+          <w:lang w:val="en-US"/>
+        </w:rPr>
+        <w:t>Question 07:</w:t>
+      </w:r>
+    </w:p>
+    <w:p>
+      <w:pPr>
+        <w:rPr>
+          <w:rFonts w:hint="default"/>
+          <w:lang w:val="en-US"/>
+        </w:rPr>
+      </w:pPr>
+      <w:r>
+        <w:rPr>
+          <w:rFonts w:hint="default"/>
+          <w:lang w:val="en-US"/>
+        </w:rPr>
+        <w:drawing>
+          <wp:inline distT="0" distB="0" distL="114300" distR="114300">
+            <wp:extent cx="4096385" cy="2304415"/>
+            <wp:effectExtent l="0" t="0" r="5715" b="6985"/>
+            <wp:docPr id="23" name="Picture 23" descr="Photo1"/>
+            <wp:cNvGraphicFramePr>
+              <a:graphicFrameLocks xmlns:a="http://schemas.openxmlformats.org/drawingml/2006/main" noChangeAspect="1"/>
+            </wp:cNvGraphicFramePr>
+            <a:graphic xmlns:a="http://schemas.openxmlformats.org/drawingml/2006/main">
+              <a:graphicData uri="http://schemas.openxmlformats.org/drawingml/2006/picture">
+                <pic:pic xmlns:pic="http://schemas.openxmlformats.org/drawingml/2006/picture">
+                  <pic:nvPicPr>
+                    <pic:cNvPr id="23" name="Picture 23" descr="Photo1"/>
+                    <pic:cNvPicPr>
+                      <a:picLocks noChangeAspect="1"/>
+                    </pic:cNvPicPr>
+                  </pic:nvPicPr>
+                  <pic:blipFill>
+                    <a:blip r:embed="rId26"/>
+                    <a:stretch>
+                      <a:fillRect/>
+                    </a:stretch>
+                  </pic:blipFill>
+                  <pic:spPr>
+                    <a:xfrm>
+                      <a:off x="0" y="0"/>
+                      <a:ext cx="4096385" cy="2304415"/>
+                    </a:xfrm>
+                    <a:prstGeom prst="rect">
+                      <a:avLst/>
+                    </a:prstGeom>
+                  </pic:spPr>
+                </pic:pic>
+              </a:graphicData>
+            </a:graphic>
+          </wp:inline>
+        </w:drawing>
+      </w:r>
+    </w:p>
+    <w:p>
+      <w:pPr>
+        <w:rPr>
+          <w:rFonts w:hint="default"/>
+          <w:lang w:val="en-US"/>
+        </w:rPr>
+      </w:pPr>
+      <w:r>
+        <w:rPr>
+          <w:rFonts w:hint="default"/>
+          <w:lang w:val="en-US"/>
+        </w:rPr>
+        <w:drawing>
+          <wp:inline distT="0" distB="0" distL="114300" distR="114300">
+            <wp:extent cx="4267200" cy="2139950"/>
+            <wp:effectExtent l="0" t="0" r="0" b="6350"/>
+            <wp:docPr id="24" name="Picture 24" descr="Photo2"/>
+            <wp:cNvGraphicFramePr>
+              <a:graphicFrameLocks xmlns:a="http://schemas.openxmlformats.org/drawingml/2006/main" noChangeAspect="1"/>
+            </wp:cNvGraphicFramePr>
+            <a:graphic xmlns:a="http://schemas.openxmlformats.org/drawingml/2006/main">
+              <a:graphicData uri="http://schemas.openxmlformats.org/drawingml/2006/picture">
+                <pic:pic xmlns:pic="http://schemas.openxmlformats.org/drawingml/2006/picture">
+                  <pic:nvPicPr>
+                    <pic:cNvPr id="24" name="Picture 24" descr="Photo2"/>
+                    <pic:cNvPicPr>
+                      <a:picLocks noChangeAspect="1"/>
+                    </pic:cNvPicPr>
+                  </pic:nvPicPr>
+                  <pic:blipFill>
+                    <a:blip r:embed="rId27"/>
+                    <a:stretch>
+                      <a:fillRect/>
+                    </a:stretch>
+                  </pic:blipFill>
+                  <pic:spPr>
+                    <a:xfrm>
+                      <a:off x="0" y="0"/>
+                      <a:ext cx="4267200" cy="2139950"/>
+                    </a:xfrm>
+                    <a:prstGeom prst="rect">
+                      <a:avLst/>
+                    </a:prstGeom>
+                  </pic:spPr>
+                </pic:pic>
+              </a:graphicData>
+            </a:graphic>
+          </wp:inline>
+        </w:drawing>
+      </w:r>
+    </w:p>
+    <w:p>
+      <w:pPr>
+        <w:rPr>
+          <w:rFonts w:hint="default"/>
+          <w:lang w:val="en-US"/>
+        </w:rPr>
+      </w:pPr>
+      <w:r>
+        <w:rPr>
+          <w:rFonts w:hint="default"/>
+          <w:lang w:val="en-US"/>
+        </w:rPr>
+        <w:drawing>
+          <wp:inline distT="0" distB="0" distL="114300" distR="114300">
+            <wp:extent cx="4309745" cy="1913890"/>
+            <wp:effectExtent l="0" t="0" r="8255" b="3810"/>
+            <wp:docPr id="25" name="Picture 25" descr="Photo3"/>
+            <wp:cNvGraphicFramePr>
+              <a:graphicFrameLocks xmlns:a="http://schemas.openxmlformats.org/drawingml/2006/main" noChangeAspect="1"/>
+            </wp:cNvGraphicFramePr>
+            <a:graphic xmlns:a="http://schemas.openxmlformats.org/drawingml/2006/main">
+              <a:graphicData uri="http://schemas.openxmlformats.org/drawingml/2006/picture">
+                <pic:pic xmlns:pic="http://schemas.openxmlformats.org/drawingml/2006/picture">
+                  <pic:nvPicPr>
+                    <pic:cNvPr id="25" name="Picture 25" descr="Photo3"/>
+                    <pic:cNvPicPr>
+                      <a:picLocks noChangeAspect="1"/>
+                    </pic:cNvPicPr>
+                  </pic:nvPicPr>
+                  <pic:blipFill>
+                    <a:blip r:embed="rId28"/>
+                    <a:stretch>
+                      <a:fillRect/>
+                    </a:stretch>
+                  </pic:blipFill>
+                  <pic:spPr>
+                    <a:xfrm>
+                      <a:off x="0" y="0"/>
+                      <a:ext cx="4309745" cy="1913890"/>
+                    </a:xfrm>
+                    <a:prstGeom prst="rect">
+                      <a:avLst/>
+                    </a:prstGeom>
+                  </pic:spPr>
+                </pic:pic>
+              </a:graphicData>
+            </a:graphic>
+          </wp:inline>
+        </w:drawing>
+      </w:r>
+    </w:p>
+    <w:p>
+      <w:pPr>
+        <w:rPr>
+          <w:rFonts w:hint="default"/>
+          <w:lang w:val="en-US"/>
+        </w:rPr>
+      </w:pPr>
+      <w:r>
+        <w:rPr>
+          <w:rFonts w:hint="default"/>
+          <w:lang w:val="en-US"/>
+        </w:rPr>
+        <w:drawing>
+          <wp:inline distT="0" distB="0" distL="114300" distR="114300">
+            <wp:extent cx="4096385" cy="1560830"/>
+            <wp:effectExtent l="0" t="0" r="5715" b="1270"/>
+            <wp:docPr id="26" name="Picture 26" descr="Photo4"/>
+            <wp:cNvGraphicFramePr>
+              <a:graphicFrameLocks xmlns:a="http://schemas.openxmlformats.org/drawingml/2006/main" noChangeAspect="1"/>
+            </wp:cNvGraphicFramePr>
+            <a:graphic xmlns:a="http://schemas.openxmlformats.org/drawingml/2006/main">
+              <a:graphicData uri="http://schemas.openxmlformats.org/drawingml/2006/picture">
+                <pic:pic xmlns:pic="http://schemas.openxmlformats.org/drawingml/2006/picture">
+                  <pic:nvPicPr>
+                    <pic:cNvPr id="26" name="Picture 26" descr="Photo4"/>
+                    <pic:cNvPicPr>
+                      <a:picLocks noChangeAspect="1"/>
+                    </pic:cNvPicPr>
+                  </pic:nvPicPr>
+                  <pic:blipFill>
+                    <a:blip r:embed="rId29"/>
+                    <a:stretch>
+                      <a:fillRect/>
+                    </a:stretch>
+                  </pic:blipFill>
+                  <pic:spPr>
+                    <a:xfrm>
+                      <a:off x="0" y="0"/>
+                      <a:ext cx="4096385" cy="1560830"/>
+                    </a:xfrm>
+                    <a:prstGeom prst="rect">
+                      <a:avLst/>
+                    </a:prstGeom>
+                  </pic:spPr>
+                </pic:pic>
+              </a:graphicData>
+            </a:graphic>
+          </wp:inline>
+        </w:drawing>
+      </w:r>
+    </w:p>
+    <w:p>
+      <w:pPr>
+        <w:rPr>
+          <w:rFonts w:hint="default"/>
+          <w:lang w:val="en-US"/>
+        </w:rPr>
+      </w:pPr>
+      <w:r>
+        <w:rPr>
+          <w:rFonts w:hint="default"/>
+          <w:lang w:val="en-US"/>
+        </w:rPr>
+        <w:drawing>
+          <wp:inline distT="0" distB="0" distL="114300" distR="114300">
+            <wp:extent cx="4291330" cy="2304415"/>
+            <wp:effectExtent l="0" t="0" r="1270" b="6985"/>
+            <wp:docPr id="27" name="Picture 27" descr="Photo5"/>
+            <wp:cNvGraphicFramePr>
+              <a:graphicFrameLocks xmlns:a="http://schemas.openxmlformats.org/drawingml/2006/main" noChangeAspect="1"/>
+            </wp:cNvGraphicFramePr>
+            <a:graphic xmlns:a="http://schemas.openxmlformats.org/drawingml/2006/main">
+              <a:graphicData uri="http://schemas.openxmlformats.org/drawingml/2006/picture">
+                <pic:pic xmlns:pic="http://schemas.openxmlformats.org/drawingml/2006/picture">
+                  <pic:nvPicPr>
+                    <pic:cNvPr id="27" name="Picture 27" descr="Photo5"/>
+                    <pic:cNvPicPr>
+                      <a:picLocks noChangeAspect="1"/>
+                    </pic:cNvPicPr>
+                  </pic:nvPicPr>
+                  <pic:blipFill>
+                    <a:blip r:embed="rId30"/>
+                    <a:stretch>
+                      <a:fillRect/>
+                    </a:stretch>
+                  </pic:blipFill>
+                  <pic:spPr>
+                    <a:xfrm>
+                      <a:off x="0" y="0"/>
+                      <a:ext cx="4291330" cy="2304415"/>
+                    </a:xfrm>
+                    <a:prstGeom prst="rect">
+                      <a:avLst/>
+                    </a:prstGeom>
+                  </pic:spPr>
+                </pic:pic>
+              </a:graphicData>
+            </a:graphic>
+          </wp:inline>
+        </w:drawing>
+      </w:r>
+    </w:p>
+    <w:p>
+      <w:pPr>
+        <w:rPr>
+          <w:rFonts w:hint="default"/>
+          <w:lang w:val="en-US"/>
+        </w:rPr>
+      </w:pPr>
+    </w:p>
+    <w:p>
+      <w:pPr>
+        <w:rPr>
+          <w:rFonts w:hint="default"/>
+          <w:lang w:val="en-US"/>
+        </w:rPr>
+      </w:pPr>
+    </w:p>
+    <w:p>
+      <w:pPr>
+        <w:rPr>
+          <w:rFonts w:hint="default"/>
+          <w:lang w:val="en-US"/>
+        </w:rPr>
+      </w:pPr>
+    </w:p>
+    <w:p>
+      <w:pPr>
+        <w:rPr>
+          <w:rFonts w:hint="default"/>
+          <w:lang w:val="en-US"/>
+        </w:rPr>
+      </w:pPr>
+    </w:p>
+    <w:p>
+      <w:pPr>
+        <w:rPr>
+          <w:rFonts w:hint="default"/>
+          <w:lang w:val="en-US"/>
+        </w:rPr>
+      </w:pPr>
+    </w:p>
+    <w:p>
+      <w:pPr>
+        <w:rPr>
+          <w:rFonts w:hint="default" w:ascii="Cambria" w:hAnsi="Cambria" w:cs="Cambria"/>
+          <w:sz w:val="24"/>
+          <w:szCs w:val="24"/>
+          <w:u w:val="single"/>
+          <w:lang w:val="en-US"/>
+        </w:rPr>
+      </w:pPr>
+      <w:r>
+        <w:rPr>
+          <w:rFonts w:hint="default" w:ascii="Cambria" w:hAnsi="Cambria" w:cs="Cambria"/>
+          <w:sz w:val="24"/>
+          <w:szCs w:val="24"/>
+          <w:u w:val="single"/>
+          <w:lang w:val="en-US"/>
+        </w:rPr>
+        <w:t>Question 08:</w:t>
+      </w:r>
+    </w:p>
+    <w:p>
+      <w:pPr>
+        <w:rPr>
+          <w:rFonts w:hint="default"/>
+          <w:lang w:val="en-US"/>
+        </w:rPr>
+      </w:pPr>
+      <w:r>
+        <w:rPr>
+          <w:rFonts w:hint="default"/>
+          <w:lang w:val="en-US"/>
+        </w:rPr>
+        <w:drawing>
+          <wp:inline distT="0" distB="0" distL="114300" distR="114300">
+            <wp:extent cx="3639185" cy="1572895"/>
+            <wp:effectExtent l="0" t="0" r="5715" b="1905"/>
+            <wp:docPr id="28" name="Picture 28" descr="Photo1"/>
+            <wp:cNvGraphicFramePr>
+              <a:graphicFrameLocks xmlns:a="http://schemas.openxmlformats.org/drawingml/2006/main" noChangeAspect="1"/>
+            </wp:cNvGraphicFramePr>
+            <a:graphic xmlns:a="http://schemas.openxmlformats.org/drawingml/2006/main">
+              <a:graphicData uri="http://schemas.openxmlformats.org/drawingml/2006/picture">
+                <pic:pic xmlns:pic="http://schemas.openxmlformats.org/drawingml/2006/picture">
+                  <pic:nvPicPr>
+                    <pic:cNvPr id="28" name="Picture 28" descr="Photo1"/>
+                    <pic:cNvPicPr>
+                      <a:picLocks noChangeAspect="1"/>
+                    </pic:cNvPicPr>
+                  </pic:nvPicPr>
+                  <pic:blipFill>
+                    <a:blip r:embed="rId31"/>
+                    <a:stretch>
+                      <a:fillRect/>
+                    </a:stretch>
+                  </pic:blipFill>
+                  <pic:spPr>
+                    <a:xfrm>
+                      <a:off x="0" y="0"/>
+                      <a:ext cx="3639185" cy="1572895"/>
+                    </a:xfrm>
+                    <a:prstGeom prst="rect">
+                      <a:avLst/>
+                    </a:prstGeom>
+                  </pic:spPr>
+                </pic:pic>
+              </a:graphicData>
+            </a:graphic>
+          </wp:inline>
+        </w:drawing>
+      </w:r>
+    </w:p>
+    <w:p>
+      <w:pPr>
+        <w:rPr>
+          <w:rFonts w:hint="default"/>
+          <w:lang w:val="en-US"/>
+        </w:rPr>
+      </w:pPr>
+      <w:r>
+        <w:rPr>
+          <w:rFonts w:hint="default"/>
+          <w:lang w:val="en-US"/>
+        </w:rPr>
+        <w:drawing>
+          <wp:inline distT="0" distB="0" distL="114300" distR="114300">
+            <wp:extent cx="4151630" cy="1731010"/>
+            <wp:effectExtent l="0" t="0" r="1270" b="8890"/>
+            <wp:docPr id="29" name="Picture 29" descr="Photo2"/>
+            <wp:cNvGraphicFramePr>
+              <a:graphicFrameLocks xmlns:a="http://schemas.openxmlformats.org/drawingml/2006/main" noChangeAspect="1"/>
+            </wp:cNvGraphicFramePr>
+            <a:graphic xmlns:a="http://schemas.openxmlformats.org/drawingml/2006/main">
+              <a:graphicData uri="http://schemas.openxmlformats.org/drawingml/2006/picture">
+                <pic:pic xmlns:pic="http://schemas.openxmlformats.org/drawingml/2006/picture">
+                  <pic:nvPicPr>
+                    <pic:cNvPr id="29" name="Picture 29" descr="Photo2"/>
+                    <pic:cNvPicPr>
+                      <a:picLocks noChangeAspect="1"/>
+                    </pic:cNvPicPr>
+                  </pic:nvPicPr>
+                  <pic:blipFill>
+                    <a:blip r:embed="rId32"/>
+                    <a:stretch>
+                      <a:fillRect/>
+                    </a:stretch>
+                  </pic:blipFill>
+                  <pic:spPr>
+                    <a:xfrm>
+                      <a:off x="0" y="0"/>
+                      <a:ext cx="4151630" cy="1731010"/>
+                    </a:xfrm>
+                    <a:prstGeom prst="rect">
+                      <a:avLst/>
+                    </a:prstGeom>
+                  </pic:spPr>
+                </pic:pic>
+              </a:graphicData>
+            </a:graphic>
+          </wp:inline>
+        </w:drawing>
+      </w:r>
+    </w:p>
+    <w:p>
+      <w:pPr>
+        <w:rPr>
+          <w:rFonts w:hint="default" w:ascii="Cambria" w:hAnsi="Cambria" w:cs="Cambria"/>
+          <w:sz w:val="24"/>
+          <w:szCs w:val="24"/>
+          <w:u w:val="single"/>
+          <w:lang w:val="en-US"/>
+        </w:rPr>
+      </w:pPr>
+      <w:r>
+        <w:rPr>
+          <w:rFonts w:hint="default" w:ascii="Cambria" w:hAnsi="Cambria" w:cs="Cambria"/>
+          <w:sz w:val="24"/>
+          <w:szCs w:val="24"/>
+          <w:u w:val="single"/>
+          <w:lang w:val="en-US"/>
+        </w:rPr>
+        <w:t>Question 09:</w:t>
+      </w:r>
+    </w:p>
+    <w:p>
+      <w:pPr>
+        <w:rPr>
+          <w:rFonts w:hint="default"/>
+          <w:lang w:val="en-US"/>
+        </w:rPr>
+      </w:pPr>
+      <w:r>
+        <w:rPr>
+          <w:rFonts w:hint="default"/>
+          <w:lang w:val="en-US"/>
+        </w:rPr>
+        <w:drawing>
+          <wp:inline distT="0" distB="0" distL="114300" distR="114300">
+            <wp:extent cx="4243070" cy="2383790"/>
+            <wp:effectExtent l="0" t="0" r="11430" b="3810"/>
+            <wp:docPr id="30" name="Picture 30" descr="Photo1"/>
+            <wp:cNvGraphicFramePr>
+              <a:graphicFrameLocks xmlns:a="http://schemas.openxmlformats.org/drawingml/2006/main" noChangeAspect="1"/>
+            </wp:cNvGraphicFramePr>
+            <a:graphic xmlns:a="http://schemas.openxmlformats.org/drawingml/2006/main">
+              <a:graphicData uri="http://schemas.openxmlformats.org/drawingml/2006/picture">
+                <pic:pic xmlns:pic="http://schemas.openxmlformats.org/drawingml/2006/picture">
+                  <pic:nvPicPr>
+                    <pic:cNvPr id="30" name="Picture 30" descr="Photo1"/>
+                    <pic:cNvPicPr>
+                      <a:picLocks noChangeAspect="1"/>
+                    </pic:cNvPicPr>
+                  </pic:nvPicPr>
+                  <pic:blipFill>
+                    <a:blip r:embed="rId33"/>
+                    <a:stretch>
+                      <a:fillRect/>
+                    </a:stretch>
+                  </pic:blipFill>
+                  <pic:spPr>
+                    <a:xfrm>
+                      <a:off x="0" y="0"/>
+                      <a:ext cx="4243070" cy="2383790"/>
+                    </a:xfrm>
+                    <a:prstGeom prst="rect">
+                      <a:avLst/>
+                    </a:prstGeom>
+                  </pic:spPr>
+                </pic:pic>
+              </a:graphicData>
+            </a:graphic>
+          </wp:inline>
+        </w:drawing>
+      </w:r>
+    </w:p>
+    <w:p>
+      <w:pPr>
+        <w:rPr>
+          <w:rFonts w:hint="default"/>
+          <w:lang w:val="en-US"/>
+        </w:rPr>
+      </w:pPr>
+      <w:r>
+        <w:rPr>
+          <w:rFonts w:hint="default"/>
+          <w:lang w:val="en-US"/>
+        </w:rPr>
+        <w:drawing>
+          <wp:inline distT="0" distB="0" distL="114300" distR="114300">
+            <wp:extent cx="4004945" cy="2182495"/>
+            <wp:effectExtent l="0" t="0" r="8255" b="1905"/>
+            <wp:docPr id="31" name="Picture 31" descr="Photo2 "/>
+            <wp:cNvGraphicFramePr>
+              <a:graphicFrameLocks xmlns:a="http://schemas.openxmlformats.org/drawingml/2006/main" noChangeAspect="1"/>
+            </wp:cNvGraphicFramePr>
+            <a:graphic xmlns:a="http://schemas.openxmlformats.org/drawingml/2006/main">
+              <a:graphicData uri="http://schemas.openxmlformats.org/drawingml/2006/picture">
+                <pic:pic xmlns:pic="http://schemas.openxmlformats.org/drawingml/2006/picture">
+                  <pic:nvPicPr>
+                    <pic:cNvPr id="31" name="Picture 31" descr="Photo2 "/>
+                    <pic:cNvPicPr>
+                      <a:picLocks noChangeAspect="1"/>
+                    </pic:cNvPicPr>
+                  </pic:nvPicPr>
+                  <pic:blipFill>
+                    <a:blip r:embed="rId34"/>
+                    <a:stretch>
+                      <a:fillRect/>
+                    </a:stretch>
+                  </pic:blipFill>
+                  <pic:spPr>
+                    <a:xfrm>
+                      <a:off x="0" y="0"/>
+                      <a:ext cx="4004945" cy="2182495"/>
+                    </a:xfrm>
+                    <a:prstGeom prst="rect">
+                      <a:avLst/>
+                    </a:prstGeom>
+                  </pic:spPr>
+                </pic:pic>
+              </a:graphicData>
+            </a:graphic>
+          </wp:inline>
+        </w:drawing>
+      </w:r>
+    </w:p>
+    <w:p>
+      <w:pPr>
+        <w:rPr>
+          <w:rFonts w:hint="default"/>
+          <w:lang w:val="en-US"/>
+        </w:rPr>
+      </w:pPr>
+      <w:r>
+        <w:rPr>
+          <w:rFonts w:hint="default"/>
+          <w:lang w:val="en-US"/>
+        </w:rPr>
+        <w:br w:type="textWrapping"/>
+      </w:r>
+    </w:p>
+    <w:p>
+      <w:pPr>
+        <w:rPr>
+          <w:rFonts w:hint="default"/>
+          <w:lang w:val="en-US"/>
+        </w:rPr>
+      </w:pPr>
+    </w:p>
+    <w:p>
+      <w:pPr>
+        <w:rPr>
+          <w:rFonts w:hint="default" w:ascii="Cambria" w:hAnsi="Cambria" w:cs="Cambria"/>
+          <w:sz w:val="24"/>
+          <w:szCs w:val="24"/>
+          <w:u w:val="single"/>
+          <w:lang w:val="en-US"/>
+        </w:rPr>
+      </w:pPr>
+      <w:r>
+        <w:rPr>
+          <w:rFonts w:hint="default" w:ascii="Cambria" w:hAnsi="Cambria" w:cs="Cambria"/>
+          <w:sz w:val="24"/>
+          <w:szCs w:val="24"/>
+          <w:u w:val="single"/>
+          <w:lang w:val="en-US"/>
+        </w:rPr>
+        <w:t>Question 10:</w:t>
+      </w:r>
+    </w:p>
+    <w:p>
+      <w:pPr>
+        <w:rPr>
+          <w:rFonts w:hint="default"/>
+          <w:lang w:val="en-US"/>
+        </w:rPr>
+      </w:pPr>
+      <w:r>
+        <w:rPr>
+          <w:rFonts w:hint="default"/>
+          <w:lang w:val="en-US"/>
+        </w:rPr>
+        <w:drawing>
+          <wp:inline distT="0" distB="0" distL="114300" distR="114300">
+            <wp:extent cx="4138930" cy="2328545"/>
+            <wp:effectExtent l="0" t="0" r="1270" b="8255"/>
+            <wp:docPr id="32" name="Picture 32" descr="Photo1"/>
+            <wp:cNvGraphicFramePr>
+              <a:graphicFrameLocks xmlns:a="http://schemas.openxmlformats.org/drawingml/2006/main" noChangeAspect="1"/>
+            </wp:cNvGraphicFramePr>
+            <a:graphic xmlns:a="http://schemas.openxmlformats.org/drawingml/2006/main">
+              <a:graphicData uri="http://schemas.openxmlformats.org/drawingml/2006/picture">
+                <pic:pic xmlns:pic="http://schemas.openxmlformats.org/drawingml/2006/picture">
+                  <pic:nvPicPr>
+                    <pic:cNvPr id="32" name="Picture 32" descr="Photo1"/>
+                    <pic:cNvPicPr>
+                      <a:picLocks noChangeAspect="1"/>
+                    </pic:cNvPicPr>
+                  </pic:nvPicPr>
+                  <pic:blipFill>
+                    <a:blip r:embed="rId35"/>
+                    <a:stretch>
+                      <a:fillRect/>
+                    </a:stretch>
+                  </pic:blipFill>
+                  <pic:spPr>
+                    <a:xfrm>
+                      <a:off x="0" y="0"/>
+                      <a:ext cx="4138930" cy="2328545"/>
+                    </a:xfrm>
+                    <a:prstGeom prst="rect">
+                      <a:avLst/>
+                    </a:prstGeom>
+                  </pic:spPr>
+                </pic:pic>
+              </a:graphicData>
+            </a:graphic>
+          </wp:inline>
+        </w:drawing>
+      </w:r>
+    </w:p>
+    <w:p>
+      <w:pPr>
+        <w:rPr>
+          <w:rFonts w:hint="default"/>
+          <w:lang w:val="en-US"/>
+        </w:rPr>
+      </w:pPr>
+      <w:r>
+        <w:rPr>
+          <w:rFonts w:hint="default"/>
+          <w:lang w:val="en-US"/>
+        </w:rPr>
+        <w:drawing>
+          <wp:inline distT="0" distB="0" distL="114300" distR="114300">
+            <wp:extent cx="3761105" cy="969010"/>
+            <wp:effectExtent l="0" t="0" r="10795" b="8890"/>
+            <wp:docPr id="33" name="Picture 33" descr="Photo2"/>
+            <wp:cNvGraphicFramePr>
+              <a:graphicFrameLocks xmlns:a="http://schemas.openxmlformats.org/drawingml/2006/main" noChangeAspect="1"/>
+            </wp:cNvGraphicFramePr>
+            <a:graphic xmlns:a="http://schemas.openxmlformats.org/drawingml/2006/main">
+              <a:graphicData uri="http://schemas.openxmlformats.org/drawingml/2006/picture">
+                <pic:pic xmlns:pic="http://schemas.openxmlformats.org/drawingml/2006/picture">
+                  <pic:nvPicPr>
+                    <pic:cNvPr id="33" name="Picture 33" descr="Photo2"/>
+                    <pic:cNvPicPr>
+                      <a:picLocks noChangeAspect="1"/>
+                    </pic:cNvPicPr>
+                  </pic:nvPicPr>
+                  <pic:blipFill>
+                    <a:blip r:embed="rId36"/>
+                    <a:stretch>
+                      <a:fillRect/>
+                    </a:stretch>
+                  </pic:blipFill>
+                  <pic:spPr>
+                    <a:xfrm>
+                      <a:off x="0" y="0"/>
+                      <a:ext cx="3761105" cy="969010"/>
+                    </a:xfrm>
+                    <a:prstGeom prst="rect">
+                      <a:avLst/>
+                    </a:prstGeom>
+                  </pic:spPr>
+                </pic:pic>
+              </a:graphicData>
+            </a:graphic>
+          </wp:inline>
+        </w:drawing>
+      </w:r>
+    </w:p>
+    <w:p>
+      <w:pPr>
+        <w:rPr>
+          <w:rFonts w:hint="default"/>
+          <w:lang w:val="en-US"/>
+        </w:rPr>
+      </w:pPr>
+    </w:p>
+    <w:p>
+      <w:pPr>
+        <w:rPr>
+          <w:rFonts w:hint="default"/>
+          <w:lang w:val="en-US"/>
+        </w:rPr>
+      </w:pPr>
+    </w:p>
+    <w:p>
+      <w:pPr>
+        <w:rPr>
+          <w:rFonts w:hint="default" w:ascii="Cambria" w:hAnsi="Cambria" w:cs="Cambria"/>
+          <w:sz w:val="24"/>
+          <w:szCs w:val="24"/>
+          <w:u w:val="single"/>
+          <w:lang w:val="en-US"/>
+        </w:rPr>
+      </w:pPr>
+      <w:r>
+        <w:rPr>
+          <w:rFonts w:hint="default" w:ascii="Cambria" w:hAnsi="Cambria" w:cs="Cambria"/>
+          <w:sz w:val="24"/>
+          <w:szCs w:val="24"/>
+          <w:u w:val="single"/>
+          <w:lang w:val="en-US"/>
+        </w:rPr>
+        <w:t>Question 11:</w:t>
+      </w:r>
+    </w:p>
+    <w:p>
+      <w:pPr>
+        <w:rPr>
+          <w:rFonts w:hint="default"/>
+          <w:lang w:val="en-US"/>
+        </w:rPr>
+      </w:pPr>
+      <w:r>
+        <w:rPr>
+          <w:rFonts w:hint="default"/>
+          <w:lang w:val="en-US"/>
+        </w:rPr>
+        <w:drawing>
+          <wp:inline distT="0" distB="0" distL="114300" distR="114300">
+            <wp:extent cx="4102735" cy="2121535"/>
+            <wp:effectExtent l="0" t="0" r="12065" b="12065"/>
+            <wp:docPr id="34" name="Picture 34" descr="Photo1"/>
+            <wp:cNvGraphicFramePr>
+              <a:graphicFrameLocks xmlns:a="http://schemas.openxmlformats.org/drawingml/2006/main" noChangeAspect="1"/>
+            </wp:cNvGraphicFramePr>
+            <a:graphic xmlns:a="http://schemas.openxmlformats.org/drawingml/2006/main">
+              <a:graphicData uri="http://schemas.openxmlformats.org/drawingml/2006/picture">
+                <pic:pic xmlns:pic="http://schemas.openxmlformats.org/drawingml/2006/picture">
+                  <pic:nvPicPr>
+                    <pic:cNvPr id="34" name="Picture 34" descr="Photo1"/>
+                    <pic:cNvPicPr>
+                      <a:picLocks noChangeAspect="1"/>
+                    </pic:cNvPicPr>
+                  </pic:nvPicPr>
+                  <pic:blipFill>
+                    <a:blip r:embed="rId37"/>
+                    <a:stretch>
+                      <a:fillRect/>
+                    </a:stretch>
+                  </pic:blipFill>
+                  <pic:spPr>
+                    <a:xfrm>
+                      <a:off x="0" y="0"/>
+                      <a:ext cx="4102735" cy="2121535"/>
+                    </a:xfrm>
+                    <a:prstGeom prst="rect">
+                      <a:avLst/>
+                    </a:prstGeom>
+                  </pic:spPr>
+                </pic:pic>
+              </a:graphicData>
+            </a:graphic>
+          </wp:inline>
+        </w:drawing>
+      </w:r>
+    </w:p>
+    <w:p>
+      <w:pPr>
+        <w:rPr>
+          <w:rFonts w:hint="default"/>
+          <w:lang w:val="en-US"/>
+        </w:rPr>
+      </w:pPr>
+      <w:r>
+        <w:rPr>
+          <w:rFonts w:hint="default"/>
+          <w:lang w:val="en-US"/>
+        </w:rPr>
+        <w:drawing>
+          <wp:inline distT="0" distB="0" distL="114300" distR="114300">
+            <wp:extent cx="4133215" cy="2292350"/>
+            <wp:effectExtent l="0" t="0" r="6985" b="6350"/>
+            <wp:docPr id="35" name="Picture 35" descr="Photo2"/>
+            <wp:cNvGraphicFramePr>
+              <a:graphicFrameLocks xmlns:a="http://schemas.openxmlformats.org/drawingml/2006/main" noChangeAspect="1"/>
+            </wp:cNvGraphicFramePr>
+            <a:graphic xmlns:a="http://schemas.openxmlformats.org/drawingml/2006/main">
+              <a:graphicData uri="http://schemas.openxmlformats.org/drawingml/2006/picture">
+                <pic:pic xmlns:pic="http://schemas.openxmlformats.org/drawingml/2006/picture">
+                  <pic:nvPicPr>
+                    <pic:cNvPr id="35" name="Picture 35" descr="Photo2"/>
+                    <pic:cNvPicPr>
+                      <a:picLocks noChangeAspect="1"/>
+                    </pic:cNvPicPr>
+                  </pic:nvPicPr>
+                  <pic:blipFill>
+                    <a:blip r:embed="rId38"/>
+                    <a:stretch>
+                      <a:fillRect/>
+                    </a:stretch>
+                  </pic:blipFill>
+                  <pic:spPr>
+                    <a:xfrm>
+                      <a:off x="0" y="0"/>
+                      <a:ext cx="4133215" cy="2292350"/>
+                    </a:xfrm>
+                    <a:prstGeom prst="rect">
+                      <a:avLst/>
+                    </a:prstGeom>
+                  </pic:spPr>
+                </pic:pic>
+              </a:graphicData>
+            </a:graphic>
+          </wp:inline>
+        </w:drawing>
+      </w:r>
+    </w:p>
+    <w:p>
+      <w:pPr>
+        <w:rPr>
+          <w:rFonts w:hint="default"/>
+          <w:lang w:val="en-US"/>
+        </w:rPr>
+      </w:pPr>
+    </w:p>
+    <w:p>
+      <w:pPr>
+        <w:rPr>
+          <w:rFonts w:hint="default"/>
+          <w:lang w:val="en-US"/>
+        </w:rPr>
+      </w:pPr>
+    </w:p>
+    <w:p>
+      <w:pPr>
+        <w:rPr>
+          <w:rFonts w:hint="default" w:ascii="Cambria" w:hAnsi="Cambria" w:cs="Cambria"/>
+          <w:sz w:val="24"/>
+          <w:szCs w:val="24"/>
+          <w:u w:val="single"/>
+          <w:lang w:val="en-US"/>
+        </w:rPr>
+      </w:pPr>
+      <w:r>
+        <w:rPr>
+          <w:rFonts w:hint="default" w:ascii="Cambria" w:hAnsi="Cambria" w:cs="Cambria"/>
+          <w:sz w:val="24"/>
+          <w:szCs w:val="24"/>
+          <w:u w:val="single"/>
+          <w:lang w:val="en-US"/>
+        </w:rPr>
+        <w:t>Question 12:</w:t>
+      </w:r>
+    </w:p>
+    <w:p>
+      <w:pPr>
+        <w:rPr>
+          <w:rFonts w:hint="default"/>
+          <w:lang w:val="en-US"/>
+        </w:rPr>
+      </w:pPr>
+      <w:r>
+        <w:rPr>
+          <w:rFonts w:hint="default"/>
+          <w:lang w:val="en-US"/>
+        </w:rPr>
+        <w:drawing>
+          <wp:inline distT="0" distB="0" distL="114300" distR="114300">
+            <wp:extent cx="4218305" cy="2170430"/>
+            <wp:effectExtent l="0" t="0" r="10795" b="1270"/>
+            <wp:docPr id="36" name="Picture 36" descr="Photo1"/>
+            <wp:cNvGraphicFramePr>
+              <a:graphicFrameLocks xmlns:a="http://schemas.openxmlformats.org/drawingml/2006/main" noChangeAspect="1"/>
+            </wp:cNvGraphicFramePr>
+            <a:graphic xmlns:a="http://schemas.openxmlformats.org/drawingml/2006/main">
+              <a:graphicData uri="http://schemas.openxmlformats.org/drawingml/2006/picture">
+                <pic:pic xmlns:pic="http://schemas.openxmlformats.org/drawingml/2006/picture">
+                  <pic:nvPicPr>
+                    <pic:cNvPr id="36" name="Picture 36" descr="Photo1"/>
+                    <pic:cNvPicPr>
+                      <a:picLocks noChangeAspect="1"/>
+                    </pic:cNvPicPr>
+                  </pic:nvPicPr>
+                  <pic:blipFill>
+                    <a:blip r:embed="rId39"/>
+                    <a:stretch>
+                      <a:fillRect/>
+                    </a:stretch>
+                  </pic:blipFill>
+                  <pic:spPr>
+                    <a:xfrm>
+                      <a:off x="0" y="0"/>
+                      <a:ext cx="4218305" cy="2170430"/>
+                    </a:xfrm>
+                    <a:prstGeom prst="rect">
+                      <a:avLst/>
+                    </a:prstGeom>
+                  </pic:spPr>
+                </pic:pic>
+              </a:graphicData>
+            </a:graphic>
+          </wp:inline>
+        </w:drawing>
+      </w:r>
+    </w:p>
+    <w:p>
+      <w:pPr>
+        <w:rPr>
+          <w:rFonts w:hint="default"/>
+          <w:lang w:val="en-US"/>
+        </w:rPr>
+      </w:pPr>
+      <w:r>
+        <w:rPr>
+          <w:rFonts w:hint="default"/>
+          <w:lang w:val="en-US"/>
+        </w:rPr>
+        <w:drawing>
+          <wp:inline distT="0" distB="0" distL="114300" distR="114300">
+            <wp:extent cx="4072255" cy="2298065"/>
+            <wp:effectExtent l="0" t="0" r="4445" b="635"/>
+            <wp:docPr id="37" name="Picture 37" descr="Photo2"/>
+            <wp:cNvGraphicFramePr>
+              <a:graphicFrameLocks xmlns:a="http://schemas.openxmlformats.org/drawingml/2006/main" noChangeAspect="1"/>
+            </wp:cNvGraphicFramePr>
+            <a:graphic xmlns:a="http://schemas.openxmlformats.org/drawingml/2006/main">
+              <a:graphicData uri="http://schemas.openxmlformats.org/drawingml/2006/picture">
+                <pic:pic xmlns:pic="http://schemas.openxmlformats.org/drawingml/2006/picture">
+                  <pic:nvPicPr>
+                    <pic:cNvPr id="37" name="Picture 37" descr="Photo2"/>
+                    <pic:cNvPicPr>
+                      <a:picLocks noChangeAspect="1"/>
+                    </pic:cNvPicPr>
+                  </pic:nvPicPr>
+                  <pic:blipFill>
+                    <a:blip r:embed="rId40"/>
+                    <a:stretch>
+                      <a:fillRect/>
+                    </a:stretch>
+                  </pic:blipFill>
+                  <pic:spPr>
+                    <a:xfrm>
+                      <a:off x="0" y="0"/>
+                      <a:ext cx="4072255" cy="2298065"/>
+                    </a:xfrm>
+                    <a:prstGeom prst="rect">
+                      <a:avLst/>
+                    </a:prstGeom>
+                  </pic:spPr>
+                </pic:pic>
+              </a:graphicData>
+            </a:graphic>
+          </wp:inline>
+        </w:drawing>
+      </w:r>
+    </w:p>
+    <w:p>
+      <w:pPr>
+        <w:rPr>
+          <w:rFonts w:hint="default"/>
+          <w:lang w:val="en-US"/>
+        </w:rPr>
+      </w:pPr>
+    </w:p>
+    <w:p>
+      <w:pPr>
+        <w:rPr>
+          <w:rFonts w:hint="default" w:ascii="Cambria" w:hAnsi="Cambria" w:cs="Cambria"/>
+          <w:sz w:val="24"/>
+          <w:szCs w:val="24"/>
+          <w:u w:val="single"/>
+          <w:lang w:val="en-US"/>
+        </w:rPr>
+      </w:pPr>
+      <w:r>
+        <w:rPr>
+          <w:rFonts w:hint="default" w:ascii="Cambria" w:hAnsi="Cambria" w:cs="Cambria"/>
+          <w:sz w:val="24"/>
+          <w:szCs w:val="24"/>
+          <w:u w:val="single"/>
+          <w:lang w:val="en-US"/>
+        </w:rPr>
+        <w:t>Question 13:</w:t>
+      </w:r>
+    </w:p>
+    <w:p>
+      <w:pPr>
+        <w:rPr>
+          <w:rFonts w:hint="default"/>
+          <w:lang w:val="en-US"/>
+        </w:rPr>
+      </w:pPr>
+      <w:r>
+        <w:rPr>
+          <w:rFonts w:hint="default"/>
+          <w:lang w:val="en-US"/>
+        </w:rPr>
+        <w:drawing>
+          <wp:inline distT="0" distB="0" distL="114300" distR="114300">
+            <wp:extent cx="3644265" cy="2528570"/>
+            <wp:effectExtent l="0" t="0" r="635" b="11430"/>
+            <wp:docPr id="38" name="Picture 38" descr="Photo1 "/>
+            <wp:cNvGraphicFramePr>
+              <a:graphicFrameLocks xmlns:a="http://schemas.openxmlformats.org/drawingml/2006/main" noChangeAspect="1"/>
+            </wp:cNvGraphicFramePr>
+            <a:graphic xmlns:a="http://schemas.openxmlformats.org/drawingml/2006/main">
+              <a:graphicData uri="http://schemas.openxmlformats.org/drawingml/2006/picture">
+                <pic:pic xmlns:pic="http://schemas.openxmlformats.org/drawingml/2006/picture">
+                  <pic:nvPicPr>
+                    <pic:cNvPr id="38" name="Picture 38" descr="Photo1 "/>
+                    <pic:cNvPicPr>
+                      <a:picLocks noChangeAspect="1"/>
+                    </pic:cNvPicPr>
+                  </pic:nvPicPr>
+                  <pic:blipFill>
+                    <a:blip r:embed="rId41"/>
+                    <a:stretch>
+                      <a:fillRect/>
+                    </a:stretch>
+                  </pic:blipFill>
+                  <pic:spPr>
+                    <a:xfrm>
+                      <a:off x="0" y="0"/>
+                      <a:ext cx="3644265" cy="2528570"/>
+                    </a:xfrm>
+                    <a:prstGeom prst="rect">
+                      <a:avLst/>
+                    </a:prstGeom>
+                  </pic:spPr>
+                </pic:pic>
+              </a:graphicData>
+            </a:graphic>
+          </wp:inline>
+        </w:drawing>
+      </w:r>
+    </w:p>
+    <w:p>
+      <w:pPr>
+        <w:rPr>
+          <w:rFonts w:hint="default"/>
+          <w:lang w:val="en-US"/>
+        </w:rPr>
+      </w:pPr>
+      <w:r>
+        <w:rPr>
+          <w:rFonts w:hint="default"/>
+          <w:lang w:val="en-US"/>
+        </w:rPr>
+        <w:drawing>
+          <wp:inline distT="0" distB="0" distL="114300" distR="114300">
+            <wp:extent cx="4077970" cy="2060575"/>
+            <wp:effectExtent l="0" t="0" r="11430" b="9525"/>
+            <wp:docPr id="39" name="Picture 39" descr="Photo2"/>
+            <wp:cNvGraphicFramePr>
+              <a:graphicFrameLocks xmlns:a="http://schemas.openxmlformats.org/drawingml/2006/main" noChangeAspect="1"/>
+            </wp:cNvGraphicFramePr>
+            <a:graphic xmlns:a="http://schemas.openxmlformats.org/drawingml/2006/main">
+              <a:graphicData uri="http://schemas.openxmlformats.org/drawingml/2006/picture">
+                <pic:pic xmlns:pic="http://schemas.openxmlformats.org/drawingml/2006/picture">
+                  <pic:nvPicPr>
+                    <pic:cNvPr id="39" name="Picture 39" descr="Photo2"/>
+                    <pic:cNvPicPr>
+                      <a:picLocks noChangeAspect="1"/>
+                    </pic:cNvPicPr>
+                  </pic:nvPicPr>
+                  <pic:blipFill>
+                    <a:blip r:embed="rId42"/>
+                    <a:stretch>
+                      <a:fillRect/>
+                    </a:stretch>
+                  </pic:blipFill>
+                  <pic:spPr>
+                    <a:xfrm>
+                      <a:off x="0" y="0"/>
+                      <a:ext cx="4077970" cy="2060575"/>
+                    </a:xfrm>
+                    <a:prstGeom prst="rect">
+                      <a:avLst/>
+                    </a:prstGeom>
+                  </pic:spPr>
+                </pic:pic>
+              </a:graphicData>
+            </a:graphic>
+          </wp:inline>
+        </w:drawing>
+      </w:r>
+    </w:p>
+    <w:p>
+      <w:pPr>
+        <w:rPr>
+          <w:rFonts w:hint="default"/>
+          <w:lang w:val="en-US"/>
+        </w:rPr>
+      </w:pPr>
+      <w:r>
+        <w:rPr>
+          <w:rFonts w:hint="default"/>
+          <w:lang w:val="en-US"/>
+        </w:rPr>
+        <w:drawing>
+          <wp:inline distT="0" distB="0" distL="114300" distR="114300">
+            <wp:extent cx="4023360" cy="2261870"/>
+            <wp:effectExtent l="0" t="0" r="2540" b="11430"/>
+            <wp:docPr id="41" name="Picture 41" descr="Photo3"/>
+            <wp:cNvGraphicFramePr>
+              <a:graphicFrameLocks xmlns:a="http://schemas.openxmlformats.org/drawingml/2006/main" noChangeAspect="1"/>
+            </wp:cNvGraphicFramePr>
+            <a:graphic xmlns:a="http://schemas.openxmlformats.org/drawingml/2006/main">
+              <a:graphicData uri="http://schemas.openxmlformats.org/drawingml/2006/picture">
+                <pic:pic xmlns:pic="http://schemas.openxmlformats.org/drawingml/2006/picture">
+                  <pic:nvPicPr>
+                    <pic:cNvPr id="41" name="Picture 41" descr="Photo3"/>
+                    <pic:cNvPicPr>
+                      <a:picLocks noChangeAspect="1"/>
+                    </pic:cNvPicPr>
+                  </pic:nvPicPr>
+                  <pic:blipFill>
+                    <a:blip r:embed="rId43"/>
+                    <a:stretch>
+                      <a:fillRect/>
+                    </a:stretch>
+                  </pic:blipFill>
+                  <pic:spPr>
+                    <a:xfrm>
+                      <a:off x="0" y="0"/>
+                      <a:ext cx="4023360" cy="2261870"/>
+                    </a:xfrm>
+                    <a:prstGeom prst="rect">
+                      <a:avLst/>
+                    </a:prstGeom>
+                  </pic:spPr>
+                </pic:pic>
+              </a:graphicData>
+            </a:graphic>
+          </wp:inline>
+        </w:drawing>
+      </w:r>
+      <w:r>
+        <w:rPr>
+          <w:rFonts w:hint="default"/>
+          <w:lang w:val="en-US"/>
+        </w:rPr>
+        <w:drawing>
+          <wp:inline distT="0" distB="0" distL="114300" distR="114300">
+            <wp:extent cx="4090670" cy="2267585"/>
+            <wp:effectExtent l="0" t="0" r="11430" b="5715"/>
+            <wp:docPr id="40" name="Picture 40" descr="Photo4"/>
+            <wp:cNvGraphicFramePr>
+              <a:graphicFrameLocks xmlns:a="http://schemas.openxmlformats.org/drawingml/2006/main" noChangeAspect="1"/>
+            </wp:cNvGraphicFramePr>
+            <a:graphic xmlns:a="http://schemas.openxmlformats.org/drawingml/2006/main">
+              <a:graphicData uri="http://schemas.openxmlformats.org/drawingml/2006/picture">
+                <pic:pic xmlns:pic="http://schemas.openxmlformats.org/drawingml/2006/picture">
+                  <pic:nvPicPr>
+                    <pic:cNvPr id="40" name="Picture 40" descr="Photo4"/>
+                    <pic:cNvPicPr>
+                      <a:picLocks noChangeAspect="1"/>
+                    </pic:cNvPicPr>
+                  </pic:nvPicPr>
+                  <pic:blipFill>
+                    <a:blip r:embed="rId44"/>
+                    <a:stretch>
+                      <a:fillRect/>
+                    </a:stretch>
+                  </pic:blipFill>
+                  <pic:spPr>
+                    <a:xfrm>
+                      <a:off x="0" y="0"/>
+                      <a:ext cx="4090670" cy="2267585"/>
+                    </a:xfrm>
+                    <a:prstGeom prst="rect">
+                      <a:avLst/>
+                    </a:prstGeom>
+                  </pic:spPr>
+                </pic:pic>
+              </a:graphicData>
+            </a:graphic>
+          </wp:inline>
+        </w:drawing>
+      </w:r>
+    </w:p>
+    <w:p>
+      <w:pPr>
+        <w:rPr>
+          <w:rFonts w:hint="default"/>
+          <w:lang w:val="en-US"/>
+        </w:rPr>
+      </w:pPr>
+    </w:p>
+    <w:p>
+      <w:pPr>
+        <w:rPr>
+          <w:rFonts w:hint="default"/>
+          <w:lang w:val="en-US"/>
+        </w:rPr>
+      </w:pPr>
+    </w:p>
+    <w:p>
+      <w:pPr>
+        <w:rPr>
+          <w:rFonts w:hint="default"/>
+          <w:lang w:val="en-US"/>
+        </w:rPr>
+      </w:pPr>
+    </w:p>
+    <w:p>
+      <w:pPr>
+        <w:rPr>
+          <w:rFonts w:hint="default"/>
+          <w:lang w:val="en-US"/>
+        </w:rPr>
+      </w:pPr>
+    </w:p>
+    <w:p>
+      <w:pPr>
+        <w:rPr>
+          <w:rFonts w:hint="default"/>
+          <w:lang w:val="en-US"/>
+        </w:rPr>
+      </w:pPr>
+    </w:p>
+    <w:p>
+      <w:pPr>
+        <w:rPr>
+          <w:rFonts w:hint="default"/>
+          <w:lang w:val="en-US"/>
+        </w:rPr>
+      </w:pPr>
+    </w:p>
+    <w:p>
+      <w:pPr>
+        <w:rPr>
+          <w:rFonts w:hint="default"/>
+          <w:lang w:val="en-US"/>
+        </w:rPr>
+      </w:pPr>
+    </w:p>
+    <w:p>
+      <w:pPr>
+        <w:rPr>
+          <w:rFonts w:hint="default"/>
+          <w:lang w:val="en-US"/>
+        </w:rPr>
+      </w:pPr>
+    </w:p>
+    <w:p>
+      <w:pPr>
+        <w:rPr>
+          <w:rFonts w:hint="default"/>
+          <w:lang w:val="en-US"/>
+        </w:rPr>
+      </w:pPr>
+    </w:p>
+    <w:p>
+      <w:pPr>
+        <w:rPr>
+          <w:rFonts w:hint="default"/>
+          <w:lang w:val="en-US"/>
+        </w:rPr>
+      </w:pPr>
+    </w:p>
+    <w:p>
+      <w:pPr>
+        <w:rPr>
+          <w:rFonts w:hint="default"/>
+          <w:lang w:val="en-US"/>
+        </w:rPr>
+      </w:pPr>
+    </w:p>
+    <w:p>
+      <w:pPr>
+        <w:rPr>
+          <w:rFonts w:hint="default"/>
+          <w:lang w:val="en-US"/>
+        </w:rPr>
+      </w:pPr>
+    </w:p>
+    <w:p>
+      <w:pPr>
+        <w:rPr>
+          <w:rFonts w:hint="default"/>
+          <w:lang w:val="en-US"/>
+        </w:rPr>
+      </w:pPr>
+    </w:p>
+    <w:p>
+      <w:pPr>
+        <w:rPr>
+          <w:rFonts w:hint="default"/>
+          <w:lang w:val="en-US"/>
+        </w:rPr>
+      </w:pPr>
+    </w:p>
+    <w:p>
+      <w:pPr>
+        <w:rPr>
+          <w:rFonts w:hint="default" w:ascii="Cambria" w:hAnsi="Cambria" w:cs="Cambria"/>
+          <w:sz w:val="24"/>
+          <w:szCs w:val="24"/>
+          <w:u w:val="single"/>
+          <w:lang w:val="en-US"/>
+        </w:rPr>
+      </w:pPr>
+      <w:r>
+        <w:rPr>
+          <w:rFonts w:hint="default" w:ascii="Cambria" w:hAnsi="Cambria" w:cs="Cambria"/>
+          <w:sz w:val="24"/>
+          <w:szCs w:val="24"/>
+          <w:u w:val="single"/>
+          <w:lang w:val="en-US"/>
+        </w:rPr>
+        <w:t>Question 14:</w:t>
+      </w:r>
+    </w:p>
+    <w:p>
+      <w:pPr>
+        <w:rPr>
+          <w:rFonts w:hint="default"/>
+          <w:lang w:val="en-US"/>
+        </w:rPr>
+      </w:pPr>
+      <w:r>
+        <w:rPr>
+          <w:rFonts w:hint="default"/>
+          <w:lang w:val="en-US"/>
+        </w:rPr>
+        <w:drawing>
+          <wp:inline distT="0" distB="0" distL="114300" distR="114300">
+            <wp:extent cx="3992880" cy="2078990"/>
+            <wp:effectExtent l="0" t="0" r="7620" b="3810"/>
+            <wp:docPr id="44" name="Picture 44" descr="Photo1 "/>
+            <wp:cNvGraphicFramePr>
+              <a:graphicFrameLocks xmlns:a="http://schemas.openxmlformats.org/drawingml/2006/main" noChangeAspect="1"/>
+            </wp:cNvGraphicFramePr>
+            <a:graphic xmlns:a="http://schemas.openxmlformats.org/drawingml/2006/main">
+              <a:graphicData uri="http://schemas.openxmlformats.org/drawingml/2006/picture">
+                <pic:pic xmlns:pic="http://schemas.openxmlformats.org/drawingml/2006/picture">
+                  <pic:nvPicPr>
+                    <pic:cNvPr id="44" name="Picture 44" descr="Photo1 "/>
+                    <pic:cNvPicPr>
+                      <a:picLocks noChangeAspect="1"/>
+                    </pic:cNvPicPr>
+                  </pic:nvPicPr>
+                  <pic:blipFill>
+                    <a:blip r:embed="rId45"/>
+                    <a:stretch>
+                      <a:fillRect/>
+                    </a:stretch>
+                  </pic:blipFill>
+                  <pic:spPr>
+                    <a:xfrm>
+                      <a:off x="0" y="0"/>
+                      <a:ext cx="3992880" cy="2078990"/>
+                    </a:xfrm>
+                    <a:prstGeom prst="rect">
+                      <a:avLst/>
+                    </a:prstGeom>
+                  </pic:spPr>
+                </pic:pic>
+              </a:graphicData>
+            </a:graphic>
+          </wp:inline>
+        </w:drawing>
+      </w:r>
+      <w:r>
+        <w:rPr>
+          <w:rFonts w:hint="default"/>
+          <w:lang w:val="en-US"/>
+        </w:rPr>
+        <w:drawing>
+          <wp:inline distT="0" distB="0" distL="114300" distR="114300">
+            <wp:extent cx="4017010" cy="2310130"/>
+            <wp:effectExtent l="0" t="0" r="8890" b="1270"/>
+            <wp:docPr id="43" name="Picture 43" descr="Photo2 "/>
+            <wp:cNvGraphicFramePr>
+              <a:graphicFrameLocks xmlns:a="http://schemas.openxmlformats.org/drawingml/2006/main" noChangeAspect="1"/>
+            </wp:cNvGraphicFramePr>
+            <a:graphic xmlns:a="http://schemas.openxmlformats.org/drawingml/2006/main">
+              <a:graphicData uri="http://schemas.openxmlformats.org/drawingml/2006/picture">
+                <pic:pic xmlns:pic="http://schemas.openxmlformats.org/drawingml/2006/picture">
+                  <pic:nvPicPr>
+                    <pic:cNvPr id="43" name="Picture 43" descr="Photo2 "/>
+                    <pic:cNvPicPr>
+                      <a:picLocks noChangeAspect="1"/>
+                    </pic:cNvPicPr>
+                  </pic:nvPicPr>
+                  <pic:blipFill>
+                    <a:blip r:embed="rId46"/>
+                    <a:stretch>
+                      <a:fillRect/>
+                    </a:stretch>
+                  </pic:blipFill>
+                  <pic:spPr>
+                    <a:xfrm>
+                      <a:off x="0" y="0"/>
+                      <a:ext cx="4017010" cy="2310130"/>
+                    </a:xfrm>
+                    <a:prstGeom prst="rect">
+                      <a:avLst/>
+                    </a:prstGeom>
+                  </pic:spPr>
+                </pic:pic>
+              </a:graphicData>
+            </a:graphic>
+          </wp:inline>
+        </w:drawing>
+      </w:r>
+      <w:r>
+        <w:rPr>
+          <w:rFonts w:hint="default"/>
+          <w:lang w:val="en-US"/>
+        </w:rPr>
+        <w:drawing>
+          <wp:inline distT="0" distB="0" distL="114300" distR="114300">
+            <wp:extent cx="4102735" cy="2109470"/>
+            <wp:effectExtent l="0" t="0" r="12065" b="11430"/>
+            <wp:docPr id="42" name="Picture 42" descr="Photo3"/>
+            <wp:cNvGraphicFramePr>
+              <a:graphicFrameLocks xmlns:a="http://schemas.openxmlformats.org/drawingml/2006/main" noChangeAspect="1"/>
+            </wp:cNvGraphicFramePr>
+            <a:graphic xmlns:a="http://schemas.openxmlformats.org/drawingml/2006/main">
+              <a:graphicData uri="http://schemas.openxmlformats.org/drawingml/2006/picture">
+                <pic:pic xmlns:pic="http://schemas.openxmlformats.org/drawingml/2006/picture">
+                  <pic:nvPicPr>
+                    <pic:cNvPr id="42" name="Picture 42" descr="Photo3"/>
+                    <pic:cNvPicPr>
+                      <a:picLocks noChangeAspect="1"/>
+                    </pic:cNvPicPr>
+                  </pic:nvPicPr>
+                  <pic:blipFill>
+                    <a:blip r:embed="rId47"/>
+                    <a:stretch>
+                      <a:fillRect/>
+                    </a:stretch>
+                  </pic:blipFill>
+                  <pic:spPr>
+                    <a:xfrm>
+                      <a:off x="0" y="0"/>
+                      <a:ext cx="4102735" cy="2109470"/>
+                    </a:xfrm>
+                    <a:prstGeom prst="rect">
+                      <a:avLst/>
+                    </a:prstGeom>
+                  </pic:spPr>
+                </pic:pic>
+              </a:graphicData>
+            </a:graphic>
+          </wp:inline>
+        </w:drawing>
+      </w:r>
+    </w:p>
+    <w:p>
+      <w:pPr>
+        <w:rPr>
+          <w:rFonts w:hint="default"/>
+          <w:lang w:val="en-US"/>
+        </w:rPr>
+      </w:pPr>
+    </w:p>
+    <w:p>
+      <w:pPr>
+        <w:rPr>
+          <w:rFonts w:hint="default"/>
+          <w:lang w:val="en-US"/>
+        </w:rPr>
+      </w:pPr>
+    </w:p>
+    <w:p>
+      <w:pPr>
+        <w:rPr>
+          <w:rFonts w:hint="default"/>
+          <w:lang w:val="en-US"/>
+        </w:rPr>
+      </w:pPr>
+    </w:p>
+    <w:p>
+      <w:pPr>
+        <w:rPr>
+          <w:rFonts w:hint="default"/>
+          <w:lang w:val="en-US"/>
+        </w:rPr>
+      </w:pPr>
+    </w:p>
+    <w:p>
+      <w:pPr>
+        <w:rPr>
+          <w:rFonts w:hint="default"/>
+          <w:lang w:val="en-US"/>
+        </w:rPr>
+      </w:pPr>
+    </w:p>
+    <w:p>
+      <w:pPr>
+        <w:rPr>
+          <w:rFonts w:hint="default"/>
+          <w:lang w:val="en-US"/>
+        </w:rPr>
+      </w:pPr>
+    </w:p>
+    <w:p>
+      <w:pPr>
+        <w:rPr>
+          <w:rFonts w:hint="default"/>
+          <w:lang w:val="en-US"/>
+        </w:rPr>
+      </w:pPr>
+    </w:p>
+    <w:p>
+      <w:pPr>
+        <w:rPr>
+          <w:rFonts w:hint="default"/>
+          <w:lang w:val="en-US"/>
+        </w:rPr>
+      </w:pPr>
+    </w:p>
+    <w:p>
+      <w:pPr>
+        <w:rPr>
+          <w:rFonts w:hint="default"/>
+          <w:lang w:val="en-US"/>
+        </w:rPr>
+      </w:pPr>
+    </w:p>
+    <w:p>
+      <w:pPr>
+        <w:rPr>
+          <w:rFonts w:hint="default"/>
+          <w:lang w:val="en-US"/>
+        </w:rPr>
+      </w:pPr>
+    </w:p>
+    <w:p>
+      <w:pPr>
+        <w:rPr>
+          <w:rFonts w:hint="default"/>
+          <w:lang w:val="en-US"/>
+        </w:rPr>
+      </w:pPr>
+    </w:p>
+    <w:p>
+      <w:pPr>
+        <w:rPr>
+          <w:rFonts w:hint="default"/>
+          <w:lang w:val="en-US"/>
+        </w:rPr>
+      </w:pPr>
+    </w:p>
+    <w:p>
+      <w:pPr>
+        <w:rPr>
+          <w:rFonts w:hint="default"/>
+          <w:lang w:val="en-US"/>
+        </w:rPr>
+      </w:pPr>
+    </w:p>
+    <w:p>
+      <w:pPr>
+        <w:rPr>
+          <w:rFonts w:hint="default" w:ascii="Cambria" w:hAnsi="Cambria" w:cs="Cambria"/>
+          <w:sz w:val="24"/>
+          <w:szCs w:val="24"/>
+          <w:u w:val="single"/>
+          <w:lang w:val="en-US"/>
+        </w:rPr>
+      </w:pPr>
+      <w:r>
+        <w:rPr>
+          <w:rFonts w:hint="default" w:ascii="Cambria" w:hAnsi="Cambria" w:cs="Cambria"/>
+          <w:sz w:val="24"/>
+          <w:szCs w:val="24"/>
+          <w:u w:val="single"/>
+          <w:lang w:val="en-US"/>
+        </w:rPr>
+        <w:t>Question 15:</w:t>
+      </w:r>
+    </w:p>
+    <w:p>
+      <w:pPr>
+        <w:rPr>
+          <w:rFonts w:hint="default"/>
+          <w:lang w:val="en-US"/>
+        </w:rPr>
+      </w:pPr>
+      <w:r>
+        <w:rPr>
+          <w:rFonts w:hint="default"/>
+          <w:lang w:val="en-US"/>
+        </w:rPr>
+        <w:drawing>
+          <wp:inline distT="0" distB="0" distL="114300" distR="114300">
+            <wp:extent cx="4023360" cy="2084705"/>
+            <wp:effectExtent l="0" t="0" r="2540" b="10795"/>
+            <wp:docPr id="46" name="Picture 46" descr="Photo1"/>
+            <wp:cNvGraphicFramePr>
+              <a:graphicFrameLocks xmlns:a="http://schemas.openxmlformats.org/drawingml/2006/main" noChangeAspect="1"/>
+            </wp:cNvGraphicFramePr>
+            <a:graphic xmlns:a="http://schemas.openxmlformats.org/drawingml/2006/main">
+              <a:graphicData uri="http://schemas.openxmlformats.org/drawingml/2006/picture">
+                <pic:pic xmlns:pic="http://schemas.openxmlformats.org/drawingml/2006/picture">
+                  <pic:nvPicPr>
+                    <pic:cNvPr id="46" name="Picture 46" descr="Photo1"/>
+                    <pic:cNvPicPr>
+                      <a:picLocks noChangeAspect="1"/>
+                    </pic:cNvPicPr>
+                  </pic:nvPicPr>
+                  <pic:blipFill>
+                    <a:blip r:embed="rId48"/>
+                    <a:stretch>
+                      <a:fillRect/>
+                    </a:stretch>
+                  </pic:blipFill>
+                  <pic:spPr>
+                    <a:xfrm>
+                      <a:off x="0" y="0"/>
+                      <a:ext cx="4023360" cy="2084705"/>
+                    </a:xfrm>
+                    <a:prstGeom prst="rect">
+                      <a:avLst/>
+                    </a:prstGeom>
+                  </pic:spPr>
+                </pic:pic>
+              </a:graphicData>
+            </a:graphic>
+          </wp:inline>
+        </w:drawing>
+      </w:r>
+      <w:r>
+        <w:rPr>
+          <w:rFonts w:hint="default"/>
+          <w:lang w:val="en-US"/>
+        </w:rPr>
+        <w:drawing>
+          <wp:inline distT="0" distB="0" distL="114300" distR="114300">
+            <wp:extent cx="3992880" cy="2127250"/>
+            <wp:effectExtent l="0" t="0" r="7620" b="6350"/>
+            <wp:docPr id="45" name="Picture 45" descr="Photo2"/>
+            <wp:cNvGraphicFramePr>
+              <a:graphicFrameLocks xmlns:a="http://schemas.openxmlformats.org/drawingml/2006/main" noChangeAspect="1"/>
+            </wp:cNvGraphicFramePr>
+            <a:graphic xmlns:a="http://schemas.openxmlformats.org/drawingml/2006/main">
+              <a:graphicData uri="http://schemas.openxmlformats.org/drawingml/2006/picture">
+                <pic:pic xmlns:pic="http://schemas.openxmlformats.org/drawingml/2006/picture">
+                  <pic:nvPicPr>
+                    <pic:cNvPr id="45" name="Picture 45" descr="Photo2"/>
+                    <pic:cNvPicPr>
+                      <a:picLocks noChangeAspect="1"/>
+                    </pic:cNvPicPr>
+                  </pic:nvPicPr>
+                  <pic:blipFill>
+                    <a:blip r:embed="rId49"/>
+                    <a:stretch>
+                      <a:fillRect/>
+                    </a:stretch>
+                  </pic:blipFill>
+                  <pic:spPr>
+                    <a:xfrm>
+                      <a:off x="0" y="0"/>
+                      <a:ext cx="3992880" cy="2127250"/>
+                    </a:xfrm>
+                    <a:prstGeom prst="rect">
+                      <a:avLst/>
+                    </a:prstGeom>
+                  </pic:spPr>
+                </pic:pic>
+              </a:graphicData>
+            </a:graphic>
+          </wp:inline>
+        </w:drawing>
+      </w:r>
+    </w:p>
+    <w:p>
+      <w:pPr>
+        <w:rPr>
+          <w:rFonts w:hint="default" w:ascii="Cambria" w:hAnsi="Cambria" w:cs="Cambria"/>
+          <w:sz w:val="24"/>
+          <w:szCs w:val="24"/>
+          <w:u w:val="single"/>
+          <w:lang w:val="en-US"/>
+        </w:rPr>
+      </w:pPr>
+      <w:r>
+        <w:rPr>
+          <w:rFonts w:hint="default" w:ascii="Cambria" w:hAnsi="Cambria" w:cs="Cambria"/>
+          <w:sz w:val="24"/>
+          <w:szCs w:val="24"/>
+          <w:u w:val="single"/>
+          <w:lang w:val="en-US"/>
+        </w:rPr>
+        <w:t>Question 16:</w:t>
+      </w:r>
+    </w:p>
+    <w:p>
+      <w:pPr>
+        <w:rPr>
+          <w:rFonts w:hint="default"/>
+          <w:lang w:val="en-US"/>
+        </w:rPr>
+      </w:pPr>
+      <w:r>
+        <w:rPr>
+          <w:rFonts w:hint="default"/>
+          <w:lang w:val="en-US"/>
+        </w:rPr>
+        <w:drawing>
+          <wp:inline distT="0" distB="0" distL="114300" distR="114300">
+            <wp:extent cx="4218305" cy="2267585"/>
+            <wp:effectExtent l="0" t="0" r="10795" b="5715"/>
+            <wp:docPr id="48" name="Picture 48" descr="Photo1"/>
+            <wp:cNvGraphicFramePr>
+              <a:graphicFrameLocks xmlns:a="http://schemas.openxmlformats.org/drawingml/2006/main" noChangeAspect="1"/>
+            </wp:cNvGraphicFramePr>
+            <a:graphic xmlns:a="http://schemas.openxmlformats.org/drawingml/2006/main">
+              <a:graphicData uri="http://schemas.openxmlformats.org/drawingml/2006/picture">
+                <pic:pic xmlns:pic="http://schemas.openxmlformats.org/drawingml/2006/picture">
+                  <pic:nvPicPr>
+                    <pic:cNvPr id="48" name="Picture 48" descr="Photo1"/>
+                    <pic:cNvPicPr>
+                      <a:picLocks noChangeAspect="1"/>
+                    </pic:cNvPicPr>
+                  </pic:nvPicPr>
+                  <pic:blipFill>
+                    <a:blip r:embed="rId50"/>
+                    <a:stretch>
+                      <a:fillRect/>
+                    </a:stretch>
+                  </pic:blipFill>
+                  <pic:spPr>
+                    <a:xfrm>
+                      <a:off x="0" y="0"/>
+                      <a:ext cx="4218305" cy="2267585"/>
+                    </a:xfrm>
+                    <a:prstGeom prst="rect">
+                      <a:avLst/>
+                    </a:prstGeom>
+                  </pic:spPr>
+                </pic:pic>
+              </a:graphicData>
+            </a:graphic>
+          </wp:inline>
+        </w:drawing>
+      </w:r>
+      <w:r>
+        <w:rPr>
+          <w:rFonts w:hint="default"/>
+          <w:lang w:val="en-US"/>
+        </w:rPr>
+        <w:drawing>
+          <wp:inline distT="0" distB="0" distL="114300" distR="114300">
+            <wp:extent cx="4029710" cy="1487170"/>
+            <wp:effectExtent l="0" t="0" r="8890" b="11430"/>
+            <wp:docPr id="47" name="Picture 47" descr="Photo2 "/>
+            <wp:cNvGraphicFramePr>
+              <a:graphicFrameLocks xmlns:a="http://schemas.openxmlformats.org/drawingml/2006/main" noChangeAspect="1"/>
+            </wp:cNvGraphicFramePr>
+            <a:graphic xmlns:a="http://schemas.openxmlformats.org/drawingml/2006/main">
+              <a:graphicData uri="http://schemas.openxmlformats.org/drawingml/2006/picture">
+                <pic:pic xmlns:pic="http://schemas.openxmlformats.org/drawingml/2006/picture">
+                  <pic:nvPicPr>
+                    <pic:cNvPr id="47" name="Picture 47" descr="Photo2 "/>
+                    <pic:cNvPicPr>
+                      <a:picLocks noChangeAspect="1"/>
+                    </pic:cNvPicPr>
+                  </pic:nvPicPr>
+                  <pic:blipFill>
+                    <a:blip r:embed="rId51"/>
+                    <a:stretch>
+                      <a:fillRect/>
+                    </a:stretch>
+                  </pic:blipFill>
+                  <pic:spPr>
+                    <a:xfrm>
+                      <a:off x="0" y="0"/>
+                      <a:ext cx="4029710" cy="1487170"/>
+                    </a:xfrm>
+                    <a:prstGeom prst="rect">
+                      <a:avLst/>
+                    </a:prstGeom>
+                  </pic:spPr>
+                </pic:pic>
+              </a:graphicData>
+            </a:graphic>
+          </wp:inline>
+        </w:drawing>
+      </w:r>
+    </w:p>
+    <w:p>
+      <w:pPr>
+        <w:rPr>
+          <w:rFonts w:hint="default"/>
+          <w:lang w:val="en-US"/>
+        </w:rPr>
+      </w:pPr>
+    </w:p>
+    <w:p>
+      <w:pPr>
+        <w:rPr>
+          <w:rFonts w:hint="default"/>
+          <w:lang w:val="en-US"/>
+        </w:rPr>
+      </w:pPr>
+    </w:p>
+    <w:p>
+      <w:pPr>
+        <w:rPr>
+          <w:rFonts w:hint="default"/>
+          <w:lang w:val="en-US"/>
+        </w:rPr>
+      </w:pPr>
+    </w:p>
+    <w:p>
+      <w:pPr>
+        <w:rPr>
+          <w:rFonts w:hint="default" w:ascii="Cambria" w:hAnsi="Cambria" w:cs="Cambria"/>
+          <w:sz w:val="24"/>
+          <w:szCs w:val="24"/>
+          <w:u w:val="single"/>
+          <w:lang w:val="en-US"/>
+        </w:rPr>
+      </w:pPr>
+      <w:r>
+        <w:rPr>
+          <w:rFonts w:hint="default" w:ascii="Cambria" w:hAnsi="Cambria" w:cs="Cambria"/>
+          <w:sz w:val="24"/>
+          <w:szCs w:val="24"/>
+          <w:u w:val="single"/>
+          <w:lang w:val="en-US"/>
+        </w:rPr>
+        <w:t>Question 17:</w:t>
+      </w:r>
+    </w:p>
+    <w:p>
+      <w:pPr>
+        <w:rPr>
+          <w:rFonts w:hint="default"/>
+          <w:lang w:val="en-US"/>
+        </w:rPr>
+      </w:pPr>
+      <w:r>
+        <w:rPr>
+          <w:rFonts w:hint="default"/>
+          <w:lang w:val="en-US"/>
+        </w:rPr>
+        <w:drawing>
+          <wp:inline distT="0" distB="0" distL="114300" distR="114300">
+            <wp:extent cx="3999230" cy="2310130"/>
+            <wp:effectExtent l="0" t="0" r="1270" b="1270"/>
+            <wp:docPr id="50" name="Picture 50" descr="Photo1"/>
+            <wp:cNvGraphicFramePr>
+              <a:graphicFrameLocks xmlns:a="http://schemas.openxmlformats.org/drawingml/2006/main" noChangeAspect="1"/>
+            </wp:cNvGraphicFramePr>
+            <a:graphic xmlns:a="http://schemas.openxmlformats.org/drawingml/2006/main">
+              <a:graphicData uri="http://schemas.openxmlformats.org/drawingml/2006/picture">
+                <pic:pic xmlns:pic="http://schemas.openxmlformats.org/drawingml/2006/picture">
+                  <pic:nvPicPr>
+                    <pic:cNvPr id="50" name="Picture 50" descr="Photo1"/>
+                    <pic:cNvPicPr>
+                      <a:picLocks noChangeAspect="1"/>
+                    </pic:cNvPicPr>
+                  </pic:nvPicPr>
+                  <pic:blipFill>
+                    <a:blip r:embed="rId52"/>
+                    <a:stretch>
+                      <a:fillRect/>
+                    </a:stretch>
+                  </pic:blipFill>
+                  <pic:spPr>
+                    <a:xfrm>
+                      <a:off x="0" y="0"/>
+                      <a:ext cx="3999230" cy="2310130"/>
+                    </a:xfrm>
+                    <a:prstGeom prst="rect">
+                      <a:avLst/>
+                    </a:prstGeom>
+                  </pic:spPr>
+                </pic:pic>
+              </a:graphicData>
+            </a:graphic>
+          </wp:inline>
+        </w:drawing>
+      </w:r>
+      <w:r>
+        <w:rPr>
+          <w:rFonts w:hint="default"/>
+          <w:lang w:val="en-US"/>
+        </w:rPr>
+        <w:drawing>
+          <wp:inline distT="0" distB="0" distL="114300" distR="114300">
+            <wp:extent cx="3846830" cy="1835150"/>
+            <wp:effectExtent l="0" t="0" r="1270" b="6350"/>
+            <wp:docPr id="49" name="Picture 49" descr="Photo2"/>
+            <wp:cNvGraphicFramePr>
+              <a:graphicFrameLocks xmlns:a="http://schemas.openxmlformats.org/drawingml/2006/main" noChangeAspect="1"/>
+            </wp:cNvGraphicFramePr>
+            <a:graphic xmlns:a="http://schemas.openxmlformats.org/drawingml/2006/main">
+              <a:graphicData uri="http://schemas.openxmlformats.org/drawingml/2006/picture">
+                <pic:pic xmlns:pic="http://schemas.openxmlformats.org/drawingml/2006/picture">
+                  <pic:nvPicPr>
+                    <pic:cNvPr id="49" name="Picture 49" descr="Photo2"/>
+                    <pic:cNvPicPr>
+                      <a:picLocks noChangeAspect="1"/>
+                    </pic:cNvPicPr>
+                  </pic:nvPicPr>
+                  <pic:blipFill>
+                    <a:blip r:embed="rId53"/>
+                    <a:stretch>
+                      <a:fillRect/>
+                    </a:stretch>
+                  </pic:blipFill>
+                  <pic:spPr>
+                    <a:xfrm>
+                      <a:off x="0" y="0"/>
+                      <a:ext cx="3846830" cy="1835150"/>
+                    </a:xfrm>
+                    <a:prstGeom prst="rect">
+                      <a:avLst/>
+                    </a:prstGeom>
+                  </pic:spPr>
+                </pic:pic>
+              </a:graphicData>
+            </a:graphic>
+          </wp:inline>
+        </w:drawing>
+      </w:r>
+    </w:p>
+    <w:p>
+      <w:pPr>
+        <w:rPr>
+          <w:rFonts w:hint="default"/>
+          <w:lang w:val="en-US"/>
+        </w:rPr>
+      </w:pPr>
+    </w:p>
+    <w:p>
+      <w:pPr>
+        <w:rPr>
+          <w:rFonts w:hint="default" w:ascii="Cambria" w:hAnsi="Cambria" w:cs="Cambria"/>
+          <w:sz w:val="24"/>
+          <w:szCs w:val="24"/>
+          <w:u w:val="single"/>
+          <w:lang w:val="en-US"/>
+        </w:rPr>
+      </w:pPr>
+      <w:r>
+        <w:rPr>
+          <w:rFonts w:hint="default" w:ascii="Cambria" w:hAnsi="Cambria" w:cs="Cambria"/>
+          <w:sz w:val="24"/>
+          <w:szCs w:val="24"/>
+          <w:u w:val="single"/>
+          <w:lang w:val="en-US"/>
+        </w:rPr>
+        <w:t>Question 18:</w:t>
+      </w:r>
+    </w:p>
+    <w:p>
+      <w:pPr>
+        <w:rPr>
+          <w:rFonts w:hint="default"/>
+          <w:lang w:val="en-US"/>
+        </w:rPr>
+      </w:pPr>
+      <w:r>
+        <w:rPr>
+          <w:rFonts w:hint="default"/>
+          <w:lang w:val="en-US"/>
+        </w:rPr>
+        <w:drawing>
+          <wp:inline distT="0" distB="0" distL="114300" distR="114300">
+            <wp:extent cx="3999230" cy="2206625"/>
+            <wp:effectExtent l="0" t="0" r="1270" b="3175"/>
+            <wp:docPr id="52" name="Picture 52" descr="Photo1"/>
+            <wp:cNvGraphicFramePr>
+              <a:graphicFrameLocks xmlns:a="http://schemas.openxmlformats.org/drawingml/2006/main" noChangeAspect="1"/>
+            </wp:cNvGraphicFramePr>
+            <a:graphic xmlns:a="http://schemas.openxmlformats.org/drawingml/2006/main">
+              <a:graphicData uri="http://schemas.openxmlformats.org/drawingml/2006/picture">
+                <pic:pic xmlns:pic="http://schemas.openxmlformats.org/drawingml/2006/picture">
+                  <pic:nvPicPr>
+                    <pic:cNvPr id="52" name="Picture 52" descr="Photo1"/>
+                    <pic:cNvPicPr>
+                      <a:picLocks noChangeAspect="1"/>
+                    </pic:cNvPicPr>
+                  </pic:nvPicPr>
+                  <pic:blipFill>
+                    <a:blip r:embed="rId54"/>
+                    <a:stretch>
+                      <a:fillRect/>
+                    </a:stretch>
+                  </pic:blipFill>
+                  <pic:spPr>
+                    <a:xfrm>
+                      <a:off x="0" y="0"/>
+                      <a:ext cx="3999230" cy="2206625"/>
+                    </a:xfrm>
+                    <a:prstGeom prst="rect">
+                      <a:avLst/>
+                    </a:prstGeom>
+                  </pic:spPr>
+                </pic:pic>
+              </a:graphicData>
+            </a:graphic>
+          </wp:inline>
+        </w:drawing>
+      </w:r>
+    </w:p>
+    <w:p>
+      <w:pPr>
+        <w:rPr>
+          <w:rFonts w:hint="default"/>
+          <w:lang w:val="en-US"/>
+        </w:rPr>
+      </w:pPr>
+    </w:p>
+    <w:p>
+      <w:pPr>
+        <w:rPr>
+          <w:rFonts w:hint="default"/>
+          <w:lang w:val="en-US"/>
+        </w:rPr>
+      </w:pPr>
+    </w:p>
+    <w:p>
+      <w:pPr>
+        <w:rPr>
+          <w:rFonts w:hint="default"/>
+          <w:lang w:val="en-US"/>
+        </w:rPr>
+      </w:pPr>
+    </w:p>
+    <w:p>
+      <w:pPr>
+        <w:rPr>
+          <w:rFonts w:hint="default"/>
+          <w:lang w:val="en-US"/>
+        </w:rPr>
+      </w:pPr>
+    </w:p>
+    <w:p>
+      <w:pPr>
+        <w:rPr>
+          <w:rFonts w:hint="default"/>
+          <w:lang w:val="en-US"/>
+        </w:rPr>
+      </w:pPr>
+    </w:p>
+    <w:p>
+      <w:pPr>
+        <w:rPr>
+          <w:rFonts w:hint="default"/>
+          <w:lang w:val="en-US"/>
+        </w:rPr>
+      </w:pPr>
+      <w:r>
+        <w:rPr>
+          <w:rFonts w:hint="default"/>
+          <w:lang w:val="en-US"/>
+        </w:rPr>
+        <w:drawing>
+          <wp:inline distT="0" distB="0" distL="114300" distR="114300">
+            <wp:extent cx="3535680" cy="2231390"/>
+            <wp:effectExtent l="0" t="0" r="7620" b="3810"/>
+            <wp:docPr id="51" name="Picture 51" descr="Photo2"/>
+            <wp:cNvGraphicFramePr>
+              <a:graphicFrameLocks xmlns:a="http://schemas.openxmlformats.org/drawingml/2006/main" noChangeAspect="1"/>
+            </wp:cNvGraphicFramePr>
+            <a:graphic xmlns:a="http://schemas.openxmlformats.org/drawingml/2006/main">
+              <a:graphicData uri="http://schemas.openxmlformats.org/drawingml/2006/picture">
+                <pic:pic xmlns:pic="http://schemas.openxmlformats.org/drawingml/2006/picture">
+                  <pic:nvPicPr>
+                    <pic:cNvPr id="51" name="Picture 51" descr="Photo2"/>
+                    <pic:cNvPicPr>
+                      <a:picLocks noChangeAspect="1"/>
+                    </pic:cNvPicPr>
+                  </pic:nvPicPr>
+                  <pic:blipFill>
+                    <a:blip r:embed="rId55"/>
+                    <a:stretch>
+                      <a:fillRect/>
+                    </a:stretch>
+                  </pic:blipFill>
+                  <pic:spPr>
+                    <a:xfrm>
+                      <a:off x="0" y="0"/>
+                      <a:ext cx="3535680" cy="2231390"/>
+                    </a:xfrm>
+                    <a:prstGeom prst="rect">
+                      <a:avLst/>
+                    </a:prstGeom>
+                  </pic:spPr>
+                </pic:pic>
+              </a:graphicData>
+            </a:graphic>
+          </wp:inline>
+        </w:drawing>
+      </w:r>
+    </w:p>
+    <w:p>
+      <w:pPr>
+        <w:rPr>
+          <w:rFonts w:hint="default"/>
+          <w:lang w:val="en-US"/>
+        </w:rPr>
+      </w:pPr>
+    </w:p>
+    <w:p>
+      <w:pPr>
+        <w:rPr>
+          <w:rFonts w:hint="default" w:ascii="Cambria" w:hAnsi="Cambria" w:cs="Cambria"/>
+          <w:sz w:val="24"/>
+          <w:szCs w:val="24"/>
+          <w:u w:val="single"/>
+          <w:lang w:val="en-US"/>
+        </w:rPr>
+      </w:pPr>
+      <w:r>
+        <w:rPr>
+          <w:rFonts w:hint="default" w:ascii="Cambria" w:hAnsi="Cambria" w:cs="Cambria"/>
+          <w:sz w:val="24"/>
+          <w:szCs w:val="24"/>
+          <w:u w:val="single"/>
+          <w:lang w:val="en-US"/>
+        </w:rPr>
+        <w:t>Question 19:</w:t>
+      </w:r>
+    </w:p>
+    <w:p>
+      <w:pPr>
+        <w:rPr>
+          <w:rFonts w:hint="default"/>
+          <w:lang w:val="en-US"/>
+        </w:rPr>
+      </w:pPr>
+      <w:r>
+        <w:rPr>
+          <w:rFonts w:hint="default"/>
+          <w:lang w:val="en-US"/>
+        </w:rPr>
+        <w:drawing>
+          <wp:inline distT="0" distB="0" distL="114300" distR="114300">
+            <wp:extent cx="4041775" cy="2200910"/>
+            <wp:effectExtent l="0" t="0" r="9525" b="8890"/>
+            <wp:docPr id="56" name="Picture 56" descr="Photo1"/>
+            <wp:cNvGraphicFramePr>
+              <a:graphicFrameLocks xmlns:a="http://schemas.openxmlformats.org/drawingml/2006/main" noChangeAspect="1"/>
+            </wp:cNvGraphicFramePr>
+            <a:graphic xmlns:a="http://schemas.openxmlformats.org/drawingml/2006/main">
+              <a:graphicData uri="http://schemas.openxmlformats.org/drawingml/2006/picture">
+                <pic:pic xmlns:pic="http://schemas.openxmlformats.org/drawingml/2006/picture">
+                  <pic:nvPicPr>
+                    <pic:cNvPr id="56" name="Picture 56" descr="Photo1"/>
+                    <pic:cNvPicPr>
+                      <a:picLocks noChangeAspect="1"/>
+                    </pic:cNvPicPr>
+                  </pic:nvPicPr>
+                  <pic:blipFill>
+                    <a:blip r:embed="rId56"/>
+                    <a:stretch>
+                      <a:fillRect/>
+                    </a:stretch>
+                  </pic:blipFill>
+                  <pic:spPr>
+                    <a:xfrm>
+                      <a:off x="0" y="0"/>
+                      <a:ext cx="4041775" cy="2200910"/>
+                    </a:xfrm>
+                    <a:prstGeom prst="rect">
+                      <a:avLst/>
+                    </a:prstGeom>
+                  </pic:spPr>
+                </pic:pic>
+              </a:graphicData>
+            </a:graphic>
+          </wp:inline>
+        </w:drawing>
+      </w:r>
+      <w:r>
+        <w:rPr>
+          <w:rFonts w:hint="default"/>
+          <w:lang w:val="en-US"/>
+        </w:rPr>
+        <w:drawing>
+          <wp:inline distT="0" distB="0" distL="114300" distR="114300">
+            <wp:extent cx="3828415" cy="2121535"/>
+            <wp:effectExtent l="0" t="0" r="6985" b="12065"/>
+            <wp:docPr id="55" name="Picture 55" descr="Photo2"/>
+            <wp:cNvGraphicFramePr>
+              <a:graphicFrameLocks xmlns:a="http://schemas.openxmlformats.org/drawingml/2006/main" noChangeAspect="1"/>
+            </wp:cNvGraphicFramePr>
+            <a:graphic xmlns:a="http://schemas.openxmlformats.org/drawingml/2006/main">
+              <a:graphicData uri="http://schemas.openxmlformats.org/drawingml/2006/picture">
+                <pic:pic xmlns:pic="http://schemas.openxmlformats.org/drawingml/2006/picture">
+                  <pic:nvPicPr>
+                    <pic:cNvPr id="55" name="Picture 55" descr="Photo2"/>
+                    <pic:cNvPicPr>
+                      <a:picLocks noChangeAspect="1"/>
+                    </pic:cNvPicPr>
+                  </pic:nvPicPr>
+                  <pic:blipFill>
+                    <a:blip r:embed="rId57"/>
+                    <a:stretch>
+                      <a:fillRect/>
+                    </a:stretch>
+                  </pic:blipFill>
+                  <pic:spPr>
+                    <a:xfrm>
+                      <a:off x="0" y="0"/>
+                      <a:ext cx="3828415" cy="2121535"/>
+                    </a:xfrm>
+                    <a:prstGeom prst="rect">
+                      <a:avLst/>
+                    </a:prstGeom>
+                  </pic:spPr>
+                </pic:pic>
+              </a:graphicData>
+            </a:graphic>
+          </wp:inline>
+        </w:drawing>
+      </w:r>
+      <w:r>
+        <w:rPr>
+          <w:rFonts w:hint="default"/>
+          <w:lang w:val="en-US"/>
+        </w:rPr>
+        <w:drawing>
+          <wp:inline distT="0" distB="0" distL="114300" distR="114300">
+            <wp:extent cx="2334895" cy="2414270"/>
+            <wp:effectExtent l="0" t="0" r="1905" b="11430"/>
+            <wp:docPr id="54" name="Picture 54" descr="Photo3"/>
+            <wp:cNvGraphicFramePr>
+              <a:graphicFrameLocks xmlns:a="http://schemas.openxmlformats.org/drawingml/2006/main" noChangeAspect="1"/>
+            </wp:cNvGraphicFramePr>
+            <a:graphic xmlns:a="http://schemas.openxmlformats.org/drawingml/2006/main">
+              <a:graphicData uri="http://schemas.openxmlformats.org/drawingml/2006/picture">
+                <pic:pic xmlns:pic="http://schemas.openxmlformats.org/drawingml/2006/picture">
+                  <pic:nvPicPr>
+                    <pic:cNvPr id="54" name="Picture 54" descr="Photo3"/>
+                    <pic:cNvPicPr>
+                      <a:picLocks noChangeAspect="1"/>
+                    </pic:cNvPicPr>
+                  </pic:nvPicPr>
+                  <pic:blipFill>
+                    <a:blip r:embed="rId58"/>
+                    <a:stretch>
+                      <a:fillRect/>
+                    </a:stretch>
+                  </pic:blipFill>
+                  <pic:spPr>
+                    <a:xfrm>
+                      <a:off x="0" y="0"/>
+                      <a:ext cx="2334895" cy="2414270"/>
+                    </a:xfrm>
+                    <a:prstGeom prst="rect">
+                      <a:avLst/>
+                    </a:prstGeom>
+                  </pic:spPr>
+                </pic:pic>
+              </a:graphicData>
+            </a:graphic>
+          </wp:inline>
+        </w:drawing>
+      </w:r>
+      <w:r>
+        <w:rPr>
+          <w:rFonts w:hint="default"/>
+          <w:lang w:val="en-US"/>
+        </w:rPr>
+        <w:drawing>
+          <wp:inline distT="0" distB="0" distL="114300" distR="114300">
+            <wp:extent cx="3212465" cy="2426335"/>
+            <wp:effectExtent l="0" t="0" r="635" b="12065"/>
+            <wp:docPr id="53" name="Picture 53" descr="Photo4"/>
+            <wp:cNvGraphicFramePr>
+              <a:graphicFrameLocks xmlns:a="http://schemas.openxmlformats.org/drawingml/2006/main" noChangeAspect="1"/>
+            </wp:cNvGraphicFramePr>
+            <a:graphic xmlns:a="http://schemas.openxmlformats.org/drawingml/2006/main">
+              <a:graphicData uri="http://schemas.openxmlformats.org/drawingml/2006/picture">
+                <pic:pic xmlns:pic="http://schemas.openxmlformats.org/drawingml/2006/picture">
+                  <pic:nvPicPr>
+                    <pic:cNvPr id="53" name="Picture 53" descr="Photo4"/>
+                    <pic:cNvPicPr>
+                      <a:picLocks noChangeAspect="1"/>
+                    </pic:cNvPicPr>
+                  </pic:nvPicPr>
+                  <pic:blipFill>
+                    <a:blip r:embed="rId59"/>
+                    <a:stretch>
+                      <a:fillRect/>
+                    </a:stretch>
+                  </pic:blipFill>
+                  <pic:spPr>
+                    <a:xfrm>
+                      <a:off x="0" y="0"/>
+                      <a:ext cx="3212465" cy="2426335"/>
+                    </a:xfrm>
+                    <a:prstGeom prst="rect">
+                      <a:avLst/>
+                    </a:prstGeom>
+                  </pic:spPr>
+                </pic:pic>
+              </a:graphicData>
+            </a:graphic>
+          </wp:inline>
+        </w:drawing>
+      </w:r>
+    </w:p>
+    <w:p>
+      <w:pPr>
+        <w:rPr>
+          <w:rFonts w:hint="default"/>
+          <w:lang w:val="en-US"/>
+        </w:rPr>
+      </w:pPr>
+    </w:p>
+    <w:p>
+      <w:pPr>
+        <w:rPr>
+          <w:rFonts w:hint="default" w:ascii="Cambria" w:hAnsi="Cambria" w:cs="Cambria"/>
+          <w:sz w:val="24"/>
+          <w:szCs w:val="24"/>
+          <w:u w:val="single"/>
+          <w:lang w:val="en-US"/>
+        </w:rPr>
+      </w:pPr>
+      <w:r>
+        <w:rPr>
+          <w:rFonts w:hint="default" w:ascii="Cambria" w:hAnsi="Cambria" w:cs="Cambria"/>
+          <w:sz w:val="24"/>
+          <w:szCs w:val="24"/>
+          <w:u w:val="single"/>
+          <w:lang w:val="en-US"/>
+        </w:rPr>
+        <w:t>Question 20:</w:t>
+      </w:r>
+    </w:p>
+    <w:p>
+      <w:pPr>
+        <w:rPr>
+          <w:rFonts w:hint="default"/>
+          <w:lang w:val="en-US"/>
+        </w:rPr>
+      </w:pPr>
+      <w:r>
+        <w:rPr>
+          <w:rFonts w:hint="default"/>
+          <w:lang w:val="en-US"/>
+        </w:rPr>
+        <w:drawing>
+          <wp:inline distT="0" distB="0" distL="114300" distR="114300">
+            <wp:extent cx="2932430" cy="1739900"/>
+            <wp:effectExtent l="0" t="0" r="1270" b="0"/>
+            <wp:docPr id="58" name="Picture 58" descr="Photo1"/>
+            <wp:cNvGraphicFramePr>
+              <a:graphicFrameLocks xmlns:a="http://schemas.openxmlformats.org/drawingml/2006/main" noChangeAspect="1"/>
+            </wp:cNvGraphicFramePr>
+            <a:graphic xmlns:a="http://schemas.openxmlformats.org/drawingml/2006/main">
+              <a:graphicData uri="http://schemas.openxmlformats.org/drawingml/2006/picture">
+                <pic:pic xmlns:pic="http://schemas.openxmlformats.org/drawingml/2006/picture">
+                  <pic:nvPicPr>
+                    <pic:cNvPr id="58" name="Picture 58" descr="Photo1"/>
+                    <pic:cNvPicPr>
+                      <a:picLocks noChangeAspect="1"/>
+                    </pic:cNvPicPr>
+                  </pic:nvPicPr>
+                  <pic:blipFill>
+                    <a:blip r:embed="rId60"/>
+                    <a:stretch>
+                      <a:fillRect/>
+                    </a:stretch>
+                  </pic:blipFill>
+                  <pic:spPr>
+                    <a:xfrm>
+                      <a:off x="0" y="0"/>
+                      <a:ext cx="2932430" cy="1739900"/>
+                    </a:xfrm>
+                    <a:prstGeom prst="rect">
+                      <a:avLst/>
+                    </a:prstGeom>
+                  </pic:spPr>
+                </pic:pic>
+              </a:graphicData>
+            </a:graphic>
+          </wp:inline>
+        </w:drawing>
+      </w:r>
+      <w:r>
+        <w:rPr>
+          <w:rFonts w:hint="default"/>
+          <w:lang w:val="en-US"/>
+        </w:rPr>
+        <w:drawing>
+          <wp:inline distT="0" distB="0" distL="114300" distR="114300">
+            <wp:extent cx="2777490" cy="1536700"/>
+            <wp:effectExtent l="0" t="0" r="3810" b="0"/>
+            <wp:docPr id="57" name="Picture 57" descr="Photo2"/>
+            <wp:cNvGraphicFramePr>
+              <a:graphicFrameLocks xmlns:a="http://schemas.openxmlformats.org/drawingml/2006/main" noChangeAspect="1"/>
+            </wp:cNvGraphicFramePr>
+            <a:graphic xmlns:a="http://schemas.openxmlformats.org/drawingml/2006/main">
+              <a:graphicData uri="http://schemas.openxmlformats.org/drawingml/2006/picture">
+                <pic:pic xmlns:pic="http://schemas.openxmlformats.org/drawingml/2006/picture">
+                  <pic:nvPicPr>
+                    <pic:cNvPr id="57" name="Picture 57" descr="Photo2"/>
+                    <pic:cNvPicPr>
+                      <a:picLocks noChangeAspect="1"/>
+                    </pic:cNvPicPr>
+                  </pic:nvPicPr>
+                  <pic:blipFill>
+                    <a:blip r:embed="rId61"/>
+                    <a:stretch>
+                      <a:fillRect/>
+                    </a:stretch>
+                  </pic:blipFill>
+                  <pic:spPr>
+                    <a:xfrm>
+                      <a:off x="0" y="0"/>
+                      <a:ext cx="2777490" cy="1536700"/>
+                    </a:xfrm>
+                    <a:prstGeom prst="rect">
+                      <a:avLst/>
+                    </a:prstGeom>
+                  </pic:spPr>
+                </pic:pic>
+              </a:graphicData>
+            </a:graphic>
+          </wp:inline>
+        </w:drawing>
+      </w:r>
+    </w:p>
+    <w:p>
+      <w:pPr>
+        <w:rPr>
+          <w:rFonts w:hint="default"/>
+          <w:lang w:val="en-US"/>
+        </w:rPr>
+      </w:pPr>
+    </w:p>
+    <w:p>
+      <w:pPr>
+        <w:rPr>
+          <w:rFonts w:hint="default"/>
+          <w:lang w:val="en-US"/>
+        </w:rPr>
+      </w:pPr>
+    </w:p>
+    <w:p>
+      <w:pPr>
+        <w:rPr>
+          <w:rFonts w:hint="default" w:ascii="Cambria" w:hAnsi="Cambria" w:cs="Cambria"/>
+          <w:sz w:val="24"/>
+          <w:szCs w:val="24"/>
+          <w:u w:val="single"/>
+          <w:lang w:val="en-US"/>
+        </w:rPr>
+      </w:pPr>
+      <w:r>
+        <w:rPr>
+          <w:rFonts w:hint="default" w:ascii="Cambria" w:hAnsi="Cambria" w:cs="Cambria"/>
+          <w:sz w:val="24"/>
+          <w:szCs w:val="24"/>
+          <w:u w:val="single"/>
+          <w:lang w:val="en-US"/>
+        </w:rPr>
+        <w:t>Question 21:</w:t>
+      </w:r>
+    </w:p>
+    <w:p>
+      <w:pPr>
+        <w:rPr>
+          <w:rFonts w:hint="default"/>
+          <w:lang w:val="en-US"/>
+        </w:rPr>
+      </w:pPr>
+      <w:r>
+        <w:rPr>
+          <w:rFonts w:hint="default"/>
+          <w:lang w:val="en-US"/>
+        </w:rPr>
+        <w:drawing>
+          <wp:inline distT="0" distB="0" distL="114300" distR="114300">
+            <wp:extent cx="3615055" cy="2127250"/>
+            <wp:effectExtent l="0" t="0" r="4445" b="6350"/>
+            <wp:docPr id="60" name="Picture 60" descr="Photo1 "/>
+            <wp:cNvGraphicFramePr>
+              <a:graphicFrameLocks xmlns:a="http://schemas.openxmlformats.org/drawingml/2006/main" noChangeAspect="1"/>
+            </wp:cNvGraphicFramePr>
+            <a:graphic xmlns:a="http://schemas.openxmlformats.org/drawingml/2006/main">
+              <a:graphicData uri="http://schemas.openxmlformats.org/drawingml/2006/picture">
+                <pic:pic xmlns:pic="http://schemas.openxmlformats.org/drawingml/2006/picture">
+                  <pic:nvPicPr>
+                    <pic:cNvPr id="60" name="Picture 60" descr="Photo1 "/>
+                    <pic:cNvPicPr>
+                      <a:picLocks noChangeAspect="1"/>
+                    </pic:cNvPicPr>
+                  </pic:nvPicPr>
+                  <pic:blipFill>
+                    <a:blip r:embed="rId62"/>
+                    <a:stretch>
+                      <a:fillRect/>
+                    </a:stretch>
+                  </pic:blipFill>
+                  <pic:spPr>
+                    <a:xfrm>
+                      <a:off x="0" y="0"/>
+                      <a:ext cx="3615055" cy="2127250"/>
+                    </a:xfrm>
+                    <a:prstGeom prst="rect">
+                      <a:avLst/>
+                    </a:prstGeom>
+                  </pic:spPr>
+                </pic:pic>
+              </a:graphicData>
+            </a:graphic>
+          </wp:inline>
+        </w:drawing>
+      </w:r>
+      <w:r>
+        <w:rPr>
+          <w:rFonts w:hint="default"/>
+          <w:lang w:val="en-US"/>
+        </w:rPr>
+        <w:drawing>
+          <wp:inline distT="0" distB="0" distL="114300" distR="114300">
+            <wp:extent cx="2974975" cy="2127250"/>
+            <wp:effectExtent l="0" t="0" r="9525" b="6350"/>
+            <wp:docPr id="59" name="Picture 59" descr="Photo2"/>
+            <wp:cNvGraphicFramePr>
+              <a:graphicFrameLocks xmlns:a="http://schemas.openxmlformats.org/drawingml/2006/main" noChangeAspect="1"/>
+            </wp:cNvGraphicFramePr>
+            <a:graphic xmlns:a="http://schemas.openxmlformats.org/drawingml/2006/main">
+              <a:graphicData uri="http://schemas.openxmlformats.org/drawingml/2006/picture">
+                <pic:pic xmlns:pic="http://schemas.openxmlformats.org/drawingml/2006/picture">
+                  <pic:nvPicPr>
+                    <pic:cNvPr id="59" name="Picture 59" descr="Photo2"/>
+                    <pic:cNvPicPr>
+                      <a:picLocks noChangeAspect="1"/>
+                    </pic:cNvPicPr>
+                  </pic:nvPicPr>
+                  <pic:blipFill>
+                    <a:blip r:embed="rId63"/>
+                    <a:stretch>
+                      <a:fillRect/>
+                    </a:stretch>
+                  </pic:blipFill>
+                  <pic:spPr>
+                    <a:xfrm>
+                      <a:off x="0" y="0"/>
+                      <a:ext cx="2974975" cy="2127250"/>
+                    </a:xfrm>
+                    <a:prstGeom prst="rect">
+                      <a:avLst/>
+                    </a:prstGeom>
+                  </pic:spPr>
+                </pic:pic>
+              </a:graphicData>
+            </a:graphic>
+          </wp:inline>
+        </w:drawing>
+      </w:r>
+    </w:p>
+    <w:p>
+      <w:pPr>
+        <w:rPr>
+          <w:rFonts w:hint="default"/>
+          <w:lang w:val="en-US"/>
+        </w:rPr>
+      </w:pPr>
+    </w:p>
+    <w:p>
+      <w:pPr>
+        <w:rPr>
+          <w:rFonts w:hint="default" w:ascii="Cambria" w:hAnsi="Cambria" w:cs="Cambria"/>
+          <w:sz w:val="24"/>
+          <w:szCs w:val="24"/>
+          <w:u w:val="single"/>
+          <w:lang w:val="en-US"/>
+        </w:rPr>
+      </w:pPr>
+      <w:r>
+        <w:rPr>
+          <w:rFonts w:hint="default" w:ascii="Cambria" w:hAnsi="Cambria" w:cs="Cambria"/>
+          <w:sz w:val="24"/>
+          <w:szCs w:val="24"/>
+          <w:u w:val="single"/>
+          <w:lang w:val="en-US"/>
+        </w:rPr>
+        <w:t>Question 22:</w:t>
+      </w:r>
+    </w:p>
+    <w:p>
+      <w:pPr>
+        <w:rPr>
+          <w:rFonts w:hint="default"/>
+          <w:lang w:val="en-US"/>
+        </w:rPr>
+      </w:pPr>
+      <w:r>
+        <w:rPr>
+          <w:rFonts w:hint="default"/>
+          <w:lang w:val="en-US"/>
+        </w:rPr>
+        <w:drawing>
+          <wp:inline distT="0" distB="0" distL="114300" distR="114300">
+            <wp:extent cx="3602990" cy="2139950"/>
+            <wp:effectExtent l="0" t="0" r="3810" b="6350"/>
+            <wp:docPr id="62" name="Picture 62" descr="Photo1 "/>
+            <wp:cNvGraphicFramePr>
+              <a:graphicFrameLocks xmlns:a="http://schemas.openxmlformats.org/drawingml/2006/main" noChangeAspect="1"/>
+            </wp:cNvGraphicFramePr>
+            <a:graphic xmlns:a="http://schemas.openxmlformats.org/drawingml/2006/main">
+              <a:graphicData uri="http://schemas.openxmlformats.org/drawingml/2006/picture">
+                <pic:pic xmlns:pic="http://schemas.openxmlformats.org/drawingml/2006/picture">
+                  <pic:nvPicPr>
+                    <pic:cNvPr id="62" name="Picture 62" descr="Photo1 "/>
+                    <pic:cNvPicPr>
+                      <a:picLocks noChangeAspect="1"/>
+                    </pic:cNvPicPr>
+                  </pic:nvPicPr>
+                  <pic:blipFill>
+                    <a:blip r:embed="rId64"/>
+                    <a:stretch>
+                      <a:fillRect/>
+                    </a:stretch>
+                  </pic:blipFill>
+                  <pic:spPr>
+                    <a:xfrm>
+                      <a:off x="0" y="0"/>
+                      <a:ext cx="3602990" cy="2139950"/>
+                    </a:xfrm>
+                    <a:prstGeom prst="rect">
+                      <a:avLst/>
+                    </a:prstGeom>
+                  </pic:spPr>
+                </pic:pic>
+              </a:graphicData>
+            </a:graphic>
+          </wp:inline>
+        </w:drawing>
+      </w:r>
+      <w:r>
+        <w:rPr>
+          <w:rFonts w:hint="default"/>
+          <w:lang w:val="en-US"/>
+        </w:rPr>
+        <w:drawing>
+          <wp:inline distT="0" distB="0" distL="114300" distR="114300">
+            <wp:extent cx="3169920" cy="1810385"/>
+            <wp:effectExtent l="0" t="0" r="5080" b="5715"/>
+            <wp:docPr id="61" name="Picture 61" descr="Photo2"/>
+            <wp:cNvGraphicFramePr>
+              <a:graphicFrameLocks xmlns:a="http://schemas.openxmlformats.org/drawingml/2006/main" noChangeAspect="1"/>
+            </wp:cNvGraphicFramePr>
+            <a:graphic xmlns:a="http://schemas.openxmlformats.org/drawingml/2006/main">
+              <a:graphicData uri="http://schemas.openxmlformats.org/drawingml/2006/picture">
+                <pic:pic xmlns:pic="http://schemas.openxmlformats.org/drawingml/2006/picture">
+                  <pic:nvPicPr>
+                    <pic:cNvPr id="61" name="Picture 61" descr="Photo2"/>
+                    <pic:cNvPicPr>
+                      <a:picLocks noChangeAspect="1"/>
+                    </pic:cNvPicPr>
+                  </pic:nvPicPr>
+                  <pic:blipFill>
+                    <a:blip r:embed="rId65"/>
+                    <a:stretch>
+                      <a:fillRect/>
+                    </a:stretch>
+                  </pic:blipFill>
+                  <pic:spPr>
+                    <a:xfrm>
+                      <a:off x="0" y="0"/>
+                      <a:ext cx="3169920" cy="1810385"/>
+                    </a:xfrm>
+                    <a:prstGeom prst="rect">
+                      <a:avLst/>
+                    </a:prstGeom>
+                  </pic:spPr>
+                </pic:pic>
+              </a:graphicData>
+            </a:graphic>
+          </wp:inline>
+        </w:drawing>
+      </w:r>
       <w:bookmarkStart w:id="0" w:name="_GoBack"/>
       <w:bookmarkEnd w:id="0"/>
     </w:p>
@@ -59,22 +4109,6 @@
                       <a:ln w="6350">
                         <a:noFill/>
                       </a:ln>
-                      <a:extLst>
-                        <a:ext uri="{909E8E84-426E-40DD-AFC4-6F175D3DCCD1}">
-                          <a14:hiddenFill xmlns:a14="http://schemas.microsoft.com/office/drawing/2010/main">
-                            <a:solidFill>
-                              <a:schemeClr val="lt1"/>
-                            </a:solidFill>
-                          </a14:hiddenFill>
-                        </a:ext>
-                        <a:ext uri="{91240B29-F687-4F45-9708-019B960494DF}">
-                          <a14:hiddenLine xmlns:a14="http://schemas.microsoft.com/office/drawing/2010/main" w="6350">
-                            <a:solidFill>
-                              <a:prstClr val="black"/>
-                            </a:solidFill>
-                          </a14:hiddenLine>
-                        </a:ext>
-                      </a:extLst>
                     </wps:spPr>
                     <wps:style>
                       <a:lnRef idx="0">
@@ -125,7 +4159,7 @@
         </mc:Choice>
         <mc:Fallback>
           <w:pict>
-            <v:shape id="_x0000_s1026" o:spid="_x0000_s1026" o:spt="202" type="#_x0000_t202" style="position:absolute;left:0pt;margin-top:0pt;height:144pt;width:144pt;mso-position-horizontal:center;mso-position-horizontal-relative:margin;mso-wrap-style:none;z-index:251659264;mso-width-relative:page;mso-height-relative:page;" filled="f" stroked="f" coordsize="21600,21600" o:gfxdata="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">
+            <v:shape id="_x0000_s1026" o:spid="_x0000_s1026" o:spt="202" type="#_x0000_t202" style="position:absolute;left:0pt;margin-top:0pt;height:144pt;width:144pt;mso-position-horizontal:center;mso-position-horizontal-relative:margin;mso-wrap-style:none;z-index:251659264;mso-width-relative:page;mso-height-relative:page;" filled="f" stroked="f" coordsize="21600,21600" o:gfxdata="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">
               <v:fill on="f" focussize="0,0"/>
               <v:stroke on="f" weight="0.5pt"/>
               <v:imagedata o:title=""/>
@@ -205,8 +4239,8 @@
     <w:lsdException w:unhideWhenUsed="0" w:uiPriority="0" w:semiHidden="0" w:name="Normal Indent"/>
     <w:lsdException w:unhideWhenUsed="0" w:uiPriority="0" w:semiHidden="0" w:name="footnote text"/>
     <w:lsdException w:unhideWhenUsed="0" w:uiPriority="0" w:semiHidden="0" w:name="annotation text"/>
-    <w:lsdException w:unhideWhenUsed="0" w:uiPriority="0" w:semiHidden="0" w:name="header"/>
-    <w:lsdException w:unhideWhenUsed="0" w:uiPriority="0" w:semiHidden="0" w:name="footer"/>
+    <w:lsdException w:qFormat="1" w:unhideWhenUsed="0" w:uiPriority="0" w:semiHidden="0" w:name="header"/>
+    <w:lsdException w:qFormat="1" w:unhideWhenUsed="0" w:uiPriority="0" w:semiHidden="0" w:name="footer"/>
     <w:lsdException w:unhideWhenUsed="0" w:uiPriority="0" w:semiHidden="0" w:name="index heading"/>
     <w:lsdException w:qFormat="1" w:uiPriority="0" w:name="caption"/>
     <w:lsdException w:unhideWhenUsed="0" w:uiPriority="0" w:semiHidden="0" w:name="table of figures"/>
@@ -455,6 +4489,7 @@
   <w:style w:type="paragraph" w:styleId="4">
     <w:name w:val="footer"/>
     <w:basedOn w:val="1"/>
+    <w:qFormat/>
     <w:uiPriority w:val="0"/>
     <w:pPr>
       <w:tabs>
@@ -472,6 +4507,7 @@
   <w:style w:type="paragraph" w:styleId="5">
     <w:name w:val="header"/>
     <w:basedOn w:val="1"/>
+    <w:qFormat/>
     <w:uiPriority w:val="0"/>
     <w:pPr>
       <w:tabs>
